--- a/DOCUMENTOS/PROXIMOS PASSOS.docx
+++ b/DOCUMENTOS/PROXIMOS PASSOS.docx
@@ -147,8 +147,3401 @@
     <w:p/>
     <w:p/>
     <w:p>
+      <w:pPr>
+        <w:rPr>
+          <w:b/>
+          <w:bCs/>
+        </w:rPr>
+      </w:pPr>
       <w:r>
+        <w:rPr>
+          <w:b/>
+          <w:bCs/>
+        </w:rPr>
         <w:lastRenderedPageBreak/>
+        <w:t>Financeiro — fato (1 período)</w:t>
+      </w:r>
+    </w:p>
+    <w:tbl>
+      <w:tblPr>
+        <w:tblW w:w="0" w:type="auto"/>
+        <w:tblCellSpacing w:w="15" w:type="dxa"/>
+        <w:tblBorders>
+          <w:top w:val="single" w:sz="4" w:space="0" w:color="auto"/>
+          <w:left w:val="single" w:sz="4" w:space="0" w:color="auto"/>
+          <w:bottom w:val="single" w:sz="4" w:space="0" w:color="auto"/>
+          <w:right w:val="single" w:sz="4" w:space="0" w:color="auto"/>
+          <w:insideH w:val="single" w:sz="4" w:space="0" w:color="auto"/>
+          <w:insideV w:val="single" w:sz="4" w:space="0" w:color="auto"/>
+        </w:tblBorders>
+        <w:tblCellMar>
+          <w:top w:w="15" w:type="dxa"/>
+          <w:left w:w="15" w:type="dxa"/>
+          <w:bottom w:w="15" w:type="dxa"/>
+          <w:right w:w="15" w:type="dxa"/>
+        </w:tblCellMar>
+        <w:tblLook w:val="04A0" w:firstRow="1" w:lastRow="0" w:firstColumn="1" w:lastColumn="0" w:noHBand="0" w:noVBand="1"/>
+      </w:tblPr>
+      <w:tblGrid>
+        <w:gridCol w:w="484"/>
+        <w:gridCol w:w="2179"/>
+        <w:gridCol w:w="3341"/>
+        <w:gridCol w:w="2490"/>
+      </w:tblGrid>
+      <w:tr>
+        <w:trPr>
+          <w:tblHeader/>
+          <w:tblCellSpacing w:w="15" w:type="dxa"/>
+        </w:trPr>
+        <w:tc>
+          <w:tcPr>
+            <w:tcW w:w="0" w:type="auto"/>
+            <w:noWrap/>
+            <w:tcMar>
+              <w:top w:w="90" w:type="dxa"/>
+              <w:left w:w="150" w:type="dxa"/>
+              <w:bottom w:w="90" w:type="dxa"/>
+              <w:right w:w="150" w:type="dxa"/>
+            </w:tcMar>
+            <w:hideMark/>
+          </w:tcPr>
+          <w:p>
+            <w:pPr>
+              <w:rPr>
+                <w:b/>
+                <w:bCs/>
+              </w:rPr>
+            </w:pPr>
+            <w:r>
+              <w:rPr>
+                <w:b/>
+                <w:bCs/>
+              </w:rPr>
+              <w:t>#</w:t>
+            </w:r>
+          </w:p>
+        </w:tc>
+        <w:tc>
+          <w:tcPr>
+            <w:tcW w:w="0" w:type="auto"/>
+            <w:noWrap/>
+            <w:tcMar>
+              <w:top w:w="90" w:type="dxa"/>
+              <w:left w:w="150" w:type="dxa"/>
+              <w:bottom w:w="90" w:type="dxa"/>
+              <w:right w:w="150" w:type="dxa"/>
+            </w:tcMar>
+            <w:hideMark/>
+          </w:tcPr>
+          <w:p>
+            <w:pPr>
+              <w:rPr>
+                <w:b/>
+                <w:bCs/>
+              </w:rPr>
+            </w:pPr>
+            <w:r>
+              <w:rPr>
+                <w:b/>
+                <w:bCs/>
+              </w:rPr>
+              <w:t>Pergunta</w:t>
+            </w:r>
+          </w:p>
+        </w:tc>
+        <w:tc>
+          <w:tcPr>
+            <w:tcW w:w="0" w:type="auto"/>
+            <w:noWrap/>
+            <w:tcMar>
+              <w:top w:w="90" w:type="dxa"/>
+              <w:left w:w="150" w:type="dxa"/>
+              <w:bottom w:w="90" w:type="dxa"/>
+              <w:right w:w="150" w:type="dxa"/>
+            </w:tcMar>
+            <w:hideMark/>
+          </w:tcPr>
+          <w:p>
+            <w:pPr>
+              <w:rPr>
+                <w:b/>
+                <w:bCs/>
+              </w:rPr>
+            </w:pPr>
+            <w:r>
+              <w:rPr>
+                <w:b/>
+                <w:bCs/>
+              </w:rPr>
+              <w:t>Deve acionar</w:t>
+            </w:r>
+          </w:p>
+        </w:tc>
+        <w:tc>
+          <w:tcPr>
+            <w:tcW w:w="0" w:type="auto"/>
+            <w:noWrap/>
+            <w:tcMar>
+              <w:top w:w="90" w:type="dxa"/>
+              <w:left w:w="150" w:type="dxa"/>
+              <w:bottom w:w="90" w:type="dxa"/>
+              <w:right w:w="150" w:type="dxa"/>
+            </w:tcMar>
+            <w:hideMark/>
+          </w:tcPr>
+          <w:p>
+            <w:pPr>
+              <w:rPr>
+                <w:b/>
+                <w:bCs/>
+              </w:rPr>
+            </w:pPr>
+            <w:r>
+              <w:rPr>
+                <w:b/>
+                <w:bCs/>
+              </w:rPr>
+              <w:t>Conferir</w:t>
+            </w:r>
+          </w:p>
+        </w:tc>
+      </w:tr>
+      <w:tr>
+        <w:trPr>
+          <w:tblCellSpacing w:w="15" w:type="dxa"/>
+        </w:trPr>
+        <w:tc>
+          <w:tcPr>
+            <w:tcW w:w="0" w:type="auto"/>
+            <w:tcMar>
+              <w:top w:w="90" w:type="dxa"/>
+              <w:left w:w="150" w:type="dxa"/>
+              <w:bottom w:w="90" w:type="dxa"/>
+              <w:right w:w="150" w:type="dxa"/>
+            </w:tcMar>
+            <w:hideMark/>
+          </w:tcPr>
+          <w:p>
+            <w:r>
+              <w:t>1</w:t>
+            </w:r>
+          </w:p>
+        </w:tc>
+        <w:tc>
+          <w:tcPr>
+            <w:tcW w:w="0" w:type="auto"/>
+            <w:tcMar>
+              <w:top w:w="90" w:type="dxa"/>
+              <w:left w:w="150" w:type="dxa"/>
+              <w:bottom w:w="90" w:type="dxa"/>
+              <w:right w:w="150" w:type="dxa"/>
+            </w:tcMar>
+            <w:hideMark/>
+          </w:tcPr>
+          <w:p>
+            <w:r>
+              <w:rPr>
+                <w:highlight w:val="yellow"/>
+              </w:rPr>
+              <w:t>Qual foi o faturamento de junho de 2026?</w:t>
+            </w:r>
+          </w:p>
+        </w:tc>
+        <w:tc>
+          <w:tcPr>
+            <w:tcW w:w="0" w:type="auto"/>
+            <w:tcMar>
+              <w:top w:w="90" w:type="dxa"/>
+              <w:left w:w="150" w:type="dxa"/>
+              <w:bottom w:w="90" w:type="dxa"/>
+              <w:right w:w="150" w:type="dxa"/>
+            </w:tcMar>
+            <w:hideMark/>
+          </w:tcPr>
+          <w:p>
+            <w:proofErr w:type="spellStart"/>
+            <w:r>
+              <w:rPr>
+                <w:highlight w:val="yellow"/>
+              </w:rPr>
+              <w:t>calcular_faturamento</w:t>
+            </w:r>
+            <w:proofErr w:type="spellEnd"/>
+          </w:p>
+        </w:tc>
+        <w:tc>
+          <w:tcPr>
+            <w:tcW w:w="0" w:type="auto"/>
+            <w:tcMar>
+              <w:top w:w="90" w:type="dxa"/>
+              <w:left w:w="150" w:type="dxa"/>
+              <w:bottom w:w="90" w:type="dxa"/>
+              <w:right w:w="150" w:type="dxa"/>
+            </w:tcMar>
+            <w:hideMark/>
+          </w:tcPr>
+          <w:p>
+            <w:r>
+              <w:t>Valor em R$, competência (não caixa). Sem ML.</w:t>
+            </w:r>
+          </w:p>
+        </w:tc>
+      </w:tr>
+      <w:tr>
+        <w:trPr>
+          <w:tblCellSpacing w:w="15" w:type="dxa"/>
+        </w:trPr>
+        <w:tc>
+          <w:tcPr>
+            <w:tcW w:w="0" w:type="auto"/>
+            <w:tcMar>
+              <w:top w:w="90" w:type="dxa"/>
+              <w:left w:w="150" w:type="dxa"/>
+              <w:bottom w:w="90" w:type="dxa"/>
+              <w:right w:w="150" w:type="dxa"/>
+            </w:tcMar>
+            <w:hideMark/>
+          </w:tcPr>
+          <w:p>
+            <w:r>
+              <w:t>2</w:t>
+            </w:r>
+          </w:p>
+        </w:tc>
+        <w:tc>
+          <w:tcPr>
+            <w:tcW w:w="0" w:type="auto"/>
+            <w:tcMar>
+              <w:top w:w="90" w:type="dxa"/>
+              <w:left w:w="150" w:type="dxa"/>
+              <w:bottom w:w="90" w:type="dxa"/>
+              <w:right w:w="150" w:type="dxa"/>
+            </w:tcMar>
+            <w:hideMark/>
+          </w:tcPr>
+          <w:p>
+            <w:r>
+              <w:t>Quais foram as despesas de junho de 2026?</w:t>
+            </w:r>
+          </w:p>
+        </w:tc>
+        <w:tc>
+          <w:tcPr>
+            <w:tcW w:w="0" w:type="auto"/>
+            <w:tcMar>
+              <w:top w:w="90" w:type="dxa"/>
+              <w:left w:w="150" w:type="dxa"/>
+              <w:bottom w:w="90" w:type="dxa"/>
+              <w:right w:w="150" w:type="dxa"/>
+            </w:tcMar>
+            <w:hideMark/>
+          </w:tcPr>
+          <w:p>
+            <w:proofErr w:type="spellStart"/>
+            <w:r>
+              <w:t>calcular_despesas</w:t>
+            </w:r>
+            <w:proofErr w:type="spellEnd"/>
+          </w:p>
+        </w:tc>
+        <w:tc>
+          <w:tcPr>
+            <w:tcW w:w="0" w:type="auto"/>
+            <w:tcMar>
+              <w:top w:w="90" w:type="dxa"/>
+              <w:left w:w="150" w:type="dxa"/>
+              <w:bottom w:w="90" w:type="dxa"/>
+              <w:right w:w="150" w:type="dxa"/>
+            </w:tcMar>
+            <w:hideMark/>
+          </w:tcPr>
+          <w:p>
+            <w:r>
+              <w:t xml:space="preserve">Só operacional (aluguel, </w:t>
+            </w:r>
+            <w:proofErr w:type="gramStart"/>
+            <w:r>
+              <w:t>energia, etc.</w:t>
+            </w:r>
+            <w:proofErr w:type="gramEnd"/>
+            <w:r>
+              <w:t>). Sem compra de mercadoria.</w:t>
+            </w:r>
+          </w:p>
+        </w:tc>
+      </w:tr>
+      <w:tr>
+        <w:trPr>
+          <w:tblCellSpacing w:w="15" w:type="dxa"/>
+        </w:trPr>
+        <w:tc>
+          <w:tcPr>
+            <w:tcW w:w="0" w:type="auto"/>
+            <w:tcMar>
+              <w:top w:w="90" w:type="dxa"/>
+              <w:left w:w="150" w:type="dxa"/>
+              <w:bottom w:w="90" w:type="dxa"/>
+              <w:right w:w="150" w:type="dxa"/>
+            </w:tcMar>
+            <w:hideMark/>
+          </w:tcPr>
+          <w:p>
+            <w:r>
+              <w:t>3</w:t>
+            </w:r>
+          </w:p>
+        </w:tc>
+        <w:tc>
+          <w:tcPr>
+            <w:tcW w:w="0" w:type="auto"/>
+            <w:tcMar>
+              <w:top w:w="90" w:type="dxa"/>
+              <w:left w:w="150" w:type="dxa"/>
+              <w:bottom w:w="90" w:type="dxa"/>
+              <w:right w:w="150" w:type="dxa"/>
+            </w:tcMar>
+            <w:hideMark/>
+          </w:tcPr>
+          <w:p>
+            <w:pPr>
+              <w:rPr>
+                <w:highlight w:val="yellow"/>
+              </w:rPr>
+            </w:pPr>
+            <w:r>
+              <w:rPr>
+                <w:highlight w:val="yellow"/>
+              </w:rPr>
+              <w:t>Qual foi o lucro de maio de 2026?</w:t>
+            </w:r>
+          </w:p>
+        </w:tc>
+        <w:tc>
+          <w:tcPr>
+            <w:tcW w:w="0" w:type="auto"/>
+            <w:tcMar>
+              <w:top w:w="90" w:type="dxa"/>
+              <w:left w:w="150" w:type="dxa"/>
+              <w:bottom w:w="90" w:type="dxa"/>
+              <w:right w:w="150" w:type="dxa"/>
+            </w:tcMar>
+            <w:hideMark/>
+          </w:tcPr>
+          <w:p>
+            <w:proofErr w:type="spellStart"/>
+            <w:r>
+              <w:rPr>
+                <w:highlight w:val="yellow"/>
+              </w:rPr>
+              <w:t>calcular_lucro</w:t>
+            </w:r>
+            <w:proofErr w:type="spellEnd"/>
+          </w:p>
+        </w:tc>
+        <w:tc>
+          <w:tcPr>
+            <w:tcW w:w="0" w:type="auto"/>
+            <w:tcMar>
+              <w:top w:w="90" w:type="dxa"/>
+              <w:left w:w="150" w:type="dxa"/>
+              <w:bottom w:w="90" w:type="dxa"/>
+              <w:right w:w="150" w:type="dxa"/>
+            </w:tcMar>
+            <w:hideMark/>
+          </w:tcPr>
+          <w:p>
+            <w:r>
+              <w:t>Lucro = faturamento − CMV − despesa.</w:t>
+            </w:r>
+          </w:p>
+        </w:tc>
+      </w:tr>
+      <w:tr>
+        <w:trPr>
+          <w:tblCellSpacing w:w="15" w:type="dxa"/>
+        </w:trPr>
+        <w:tc>
+          <w:tcPr>
+            <w:tcW w:w="0" w:type="auto"/>
+            <w:tcMar>
+              <w:top w:w="90" w:type="dxa"/>
+              <w:left w:w="150" w:type="dxa"/>
+              <w:bottom w:w="90" w:type="dxa"/>
+              <w:right w:w="150" w:type="dxa"/>
+            </w:tcMar>
+            <w:hideMark/>
+          </w:tcPr>
+          <w:p>
+            <w:r>
+              <w:t>4</w:t>
+            </w:r>
+          </w:p>
+        </w:tc>
+        <w:tc>
+          <w:tcPr>
+            <w:tcW w:w="0" w:type="auto"/>
+            <w:tcMar>
+              <w:top w:w="90" w:type="dxa"/>
+              <w:left w:w="150" w:type="dxa"/>
+              <w:bottom w:w="90" w:type="dxa"/>
+              <w:right w:w="150" w:type="dxa"/>
+            </w:tcMar>
+            <w:hideMark/>
+          </w:tcPr>
+          <w:p>
+            <w:r>
+              <w:rPr>
+                <w:highlight w:val="yellow"/>
+              </w:rPr>
+              <w:t>Qual o faturamento?</w:t>
+            </w:r>
+          </w:p>
+        </w:tc>
+        <w:tc>
+          <w:tcPr>
+            <w:tcW w:w="0" w:type="auto"/>
+            <w:tcMar>
+              <w:top w:w="90" w:type="dxa"/>
+              <w:left w:w="150" w:type="dxa"/>
+              <w:bottom w:w="90" w:type="dxa"/>
+              <w:right w:w="150" w:type="dxa"/>
+            </w:tcMar>
+            <w:hideMark/>
+          </w:tcPr>
+          <w:p>
+            <w:proofErr w:type="spellStart"/>
+            <w:r>
+              <w:rPr>
+                <w:highlight w:val="yellow"/>
+              </w:rPr>
+              <w:t>calcular_faturamento</w:t>
+            </w:r>
+            <w:proofErr w:type="spellEnd"/>
+            <w:r>
+              <w:rPr>
+                <w:highlight w:val="yellow"/>
+              </w:rPr>
+              <w:t> (período padrão)</w:t>
+            </w:r>
+          </w:p>
+        </w:tc>
+        <w:tc>
+          <w:tcPr>
+            <w:tcW w:w="0" w:type="auto"/>
+            <w:tcMar>
+              <w:top w:w="90" w:type="dxa"/>
+              <w:left w:w="150" w:type="dxa"/>
+              <w:bottom w:w="90" w:type="dxa"/>
+              <w:right w:w="150" w:type="dxa"/>
+            </w:tcMar>
+            <w:hideMark/>
+          </w:tcPr>
+          <w:p>
+            <w:r>
+              <w:t>Sem mês, usa o último fechado (</w:t>
+            </w:r>
+            <w:proofErr w:type="spellStart"/>
+            <w:r>
+              <w:t>jul</w:t>
+            </w:r>
+            <w:proofErr w:type="spellEnd"/>
+            <w:r>
+              <w:t>/2026).</w:t>
+            </w:r>
+          </w:p>
+        </w:tc>
+      </w:tr>
+      <w:tr>
+        <w:trPr>
+          <w:tblCellSpacing w:w="15" w:type="dxa"/>
+        </w:trPr>
+        <w:tc>
+          <w:tcPr>
+            <w:tcW w:w="0" w:type="auto"/>
+            <w:tcMar>
+              <w:top w:w="90" w:type="dxa"/>
+              <w:left w:w="150" w:type="dxa"/>
+              <w:bottom w:w="90" w:type="dxa"/>
+              <w:right w:w="150" w:type="dxa"/>
+            </w:tcMar>
+            <w:hideMark/>
+          </w:tcPr>
+          <w:p>
+            <w:r>
+              <w:t>5</w:t>
+            </w:r>
+          </w:p>
+        </w:tc>
+        <w:tc>
+          <w:tcPr>
+            <w:tcW w:w="0" w:type="auto"/>
+            <w:tcMar>
+              <w:top w:w="90" w:type="dxa"/>
+              <w:left w:w="150" w:type="dxa"/>
+              <w:bottom w:w="90" w:type="dxa"/>
+              <w:right w:w="150" w:type="dxa"/>
+            </w:tcMar>
+            <w:hideMark/>
+          </w:tcPr>
+          <w:p>
+            <w:r>
+              <w:rPr>
+                <w:highlight w:val="yellow"/>
+              </w:rPr>
+              <w:t>Qual foi o faturamento de agosto de 2023 a julho de 2024?</w:t>
+            </w:r>
+          </w:p>
+        </w:tc>
+        <w:tc>
+          <w:tcPr>
+            <w:tcW w:w="0" w:type="auto"/>
+            <w:tcMar>
+              <w:top w:w="90" w:type="dxa"/>
+              <w:left w:w="150" w:type="dxa"/>
+              <w:bottom w:w="90" w:type="dxa"/>
+              <w:right w:w="150" w:type="dxa"/>
+            </w:tcMar>
+            <w:hideMark/>
+          </w:tcPr>
+          <w:p>
+            <w:proofErr w:type="spellStart"/>
+            <w:r>
+              <w:rPr>
+                <w:highlight w:val="yellow"/>
+              </w:rPr>
+              <w:t>calcular_faturamento</w:t>
+            </w:r>
+            <w:proofErr w:type="spellEnd"/>
+          </w:p>
+        </w:tc>
+        <w:tc>
+          <w:tcPr>
+            <w:tcW w:w="0" w:type="auto"/>
+            <w:tcMar>
+              <w:top w:w="90" w:type="dxa"/>
+              <w:left w:w="150" w:type="dxa"/>
+              <w:bottom w:w="90" w:type="dxa"/>
+              <w:right w:w="150" w:type="dxa"/>
+            </w:tcMar>
+            <w:hideMark/>
+          </w:tcPr>
+          <w:p>
+            <w:r>
+              <w:t>Intervalo de vários meses.</w:t>
+            </w:r>
+          </w:p>
+        </w:tc>
+      </w:tr>
+      <w:tr>
+        <w:trPr>
+          <w:tblCellSpacing w:w="15" w:type="dxa"/>
+        </w:trPr>
+        <w:tc>
+          <w:tcPr>
+            <w:tcW w:w="0" w:type="auto"/>
+            <w:tcMar>
+              <w:top w:w="90" w:type="dxa"/>
+              <w:left w:w="150" w:type="dxa"/>
+              <w:bottom w:w="90" w:type="dxa"/>
+              <w:right w:w="150" w:type="dxa"/>
+            </w:tcMar>
+            <w:hideMark/>
+          </w:tcPr>
+          <w:p>
+            <w:r>
+              <w:t>6</w:t>
+            </w:r>
+          </w:p>
+        </w:tc>
+        <w:tc>
+          <w:tcPr>
+            <w:tcW w:w="0" w:type="auto"/>
+            <w:tcMar>
+              <w:top w:w="90" w:type="dxa"/>
+              <w:left w:w="150" w:type="dxa"/>
+              <w:bottom w:w="90" w:type="dxa"/>
+              <w:right w:w="150" w:type="dxa"/>
+            </w:tcMar>
+            <w:hideMark/>
+          </w:tcPr>
+          <w:p>
+            <w:pPr>
+              <w:rPr>
+                <w:highlight w:val="yellow"/>
+              </w:rPr>
+            </w:pPr>
+            <w:r>
+              <w:rPr>
+                <w:highlight w:val="yellow"/>
+              </w:rPr>
+              <w:t xml:space="preserve">Como está </w:t>
+            </w:r>
+            <w:proofErr w:type="gramStart"/>
+            <w:r>
+              <w:rPr>
+                <w:highlight w:val="yellow"/>
+              </w:rPr>
+              <w:t>o contas</w:t>
+            </w:r>
+            <w:proofErr w:type="gramEnd"/>
+            <w:r>
+              <w:rPr>
+                <w:highlight w:val="yellow"/>
+              </w:rPr>
+              <w:t xml:space="preserve"> a receber em 31 de julho de 2026?</w:t>
+            </w:r>
+          </w:p>
+        </w:tc>
+        <w:tc>
+          <w:tcPr>
+            <w:tcW w:w="0" w:type="auto"/>
+            <w:tcMar>
+              <w:top w:w="90" w:type="dxa"/>
+              <w:left w:w="150" w:type="dxa"/>
+              <w:bottom w:w="90" w:type="dxa"/>
+              <w:right w:w="150" w:type="dxa"/>
+            </w:tcMar>
+            <w:hideMark/>
+          </w:tcPr>
+          <w:p>
+            <w:pPr>
+              <w:rPr>
+                <w:highlight w:val="yellow"/>
+              </w:rPr>
+            </w:pPr>
+            <w:proofErr w:type="spellStart"/>
+            <w:r>
+              <w:rPr>
+                <w:highlight w:val="yellow"/>
+              </w:rPr>
+              <w:t>consultar_contas_a_receber</w:t>
+            </w:r>
+            <w:proofErr w:type="spellEnd"/>
+          </w:p>
+        </w:tc>
+        <w:tc>
+          <w:tcPr>
+            <w:tcW w:w="0" w:type="auto"/>
+            <w:tcMar>
+              <w:top w:w="90" w:type="dxa"/>
+              <w:left w:w="150" w:type="dxa"/>
+              <w:bottom w:w="90" w:type="dxa"/>
+              <w:right w:w="150" w:type="dxa"/>
+            </w:tcMar>
+            <w:hideMark/>
+          </w:tcPr>
+          <w:p>
+            <w:r>
+              <w:t>Em aberto na data, não “receita do mês”.</w:t>
+            </w:r>
+          </w:p>
+        </w:tc>
+      </w:tr>
+      <w:tr>
+        <w:trPr>
+          <w:tblCellSpacing w:w="15" w:type="dxa"/>
+        </w:trPr>
+        <w:tc>
+          <w:tcPr>
+            <w:tcW w:w="0" w:type="auto"/>
+            <w:tcMar>
+              <w:top w:w="90" w:type="dxa"/>
+              <w:left w:w="150" w:type="dxa"/>
+              <w:bottom w:w="90" w:type="dxa"/>
+              <w:right w:w="150" w:type="dxa"/>
+            </w:tcMar>
+            <w:hideMark/>
+          </w:tcPr>
+          <w:p>
+            <w:r>
+              <w:t>7</w:t>
+            </w:r>
+          </w:p>
+        </w:tc>
+        <w:tc>
+          <w:tcPr>
+            <w:tcW w:w="0" w:type="auto"/>
+            <w:tcMar>
+              <w:top w:w="90" w:type="dxa"/>
+              <w:left w:w="150" w:type="dxa"/>
+              <w:bottom w:w="90" w:type="dxa"/>
+              <w:right w:w="150" w:type="dxa"/>
+            </w:tcMar>
+            <w:hideMark/>
+          </w:tcPr>
+          <w:p>
+            <w:r>
+              <w:rPr>
+                <w:highlight w:val="yellow"/>
+              </w:rPr>
+              <w:t xml:space="preserve">Como está </w:t>
+            </w:r>
+            <w:proofErr w:type="gramStart"/>
+            <w:r>
+              <w:rPr>
+                <w:highlight w:val="yellow"/>
+              </w:rPr>
+              <w:t>o contas</w:t>
+            </w:r>
+            <w:proofErr w:type="gramEnd"/>
+            <w:r>
+              <w:rPr>
+                <w:highlight w:val="yellow"/>
+              </w:rPr>
+              <w:t xml:space="preserve"> a pagar em 31 de julho de 2026?</w:t>
+            </w:r>
+          </w:p>
+        </w:tc>
+        <w:tc>
+          <w:tcPr>
+            <w:tcW w:w="0" w:type="auto"/>
+            <w:tcMar>
+              <w:top w:w="90" w:type="dxa"/>
+              <w:left w:w="150" w:type="dxa"/>
+              <w:bottom w:w="90" w:type="dxa"/>
+              <w:right w:w="150" w:type="dxa"/>
+            </w:tcMar>
+            <w:hideMark/>
+          </w:tcPr>
+          <w:p>
+            <w:pPr>
+              <w:rPr>
+                <w:highlight w:val="yellow"/>
+              </w:rPr>
+            </w:pPr>
+            <w:proofErr w:type="spellStart"/>
+            <w:r>
+              <w:rPr>
+                <w:highlight w:val="yellow"/>
+              </w:rPr>
+              <w:t>consultar_contas_a_pagar</w:t>
+            </w:r>
+            <w:proofErr w:type="spellEnd"/>
+          </w:p>
+        </w:tc>
+        <w:tc>
+          <w:tcPr>
+            <w:tcW w:w="0" w:type="auto"/>
+            <w:tcMar>
+              <w:top w:w="90" w:type="dxa"/>
+              <w:left w:w="150" w:type="dxa"/>
+              <w:bottom w:w="90" w:type="dxa"/>
+              <w:right w:w="150" w:type="dxa"/>
+            </w:tcMar>
+            <w:hideMark/>
+          </w:tcPr>
+          <w:p>
+            <w:r>
+              <w:t>Em aberto na data, não “despesa já paga”.</w:t>
+            </w:r>
+          </w:p>
+        </w:tc>
+      </w:tr>
+      <w:tr>
+        <w:trPr>
+          <w:tblCellSpacing w:w="15" w:type="dxa"/>
+        </w:trPr>
+        <w:tc>
+          <w:tcPr>
+            <w:tcW w:w="0" w:type="auto"/>
+            <w:tcMar>
+              <w:top w:w="90" w:type="dxa"/>
+              <w:left w:w="150" w:type="dxa"/>
+              <w:bottom w:w="90" w:type="dxa"/>
+              <w:right w:w="150" w:type="dxa"/>
+            </w:tcMar>
+            <w:hideMark/>
+          </w:tcPr>
+          <w:p>
+            <w:r>
+              <w:t>8</w:t>
+            </w:r>
+          </w:p>
+        </w:tc>
+        <w:tc>
+          <w:tcPr>
+            <w:tcW w:w="0" w:type="auto"/>
+            <w:tcMar>
+              <w:top w:w="90" w:type="dxa"/>
+              <w:left w:w="150" w:type="dxa"/>
+              <w:bottom w:w="90" w:type="dxa"/>
+              <w:right w:w="150" w:type="dxa"/>
+            </w:tcMar>
+            <w:hideMark/>
+          </w:tcPr>
+          <w:p>
+            <w:r>
+              <w:t>Qual foi o fluxo de caixa de junho de 2026?</w:t>
+            </w:r>
+          </w:p>
+        </w:tc>
+        <w:tc>
+          <w:tcPr>
+            <w:tcW w:w="0" w:type="auto"/>
+            <w:tcMar>
+              <w:top w:w="90" w:type="dxa"/>
+              <w:left w:w="150" w:type="dxa"/>
+              <w:bottom w:w="90" w:type="dxa"/>
+              <w:right w:w="150" w:type="dxa"/>
+            </w:tcMar>
+            <w:hideMark/>
+          </w:tcPr>
+          <w:p>
+            <w:proofErr w:type="spellStart"/>
+            <w:r>
+              <w:t>calcular_fluxo_caixa</w:t>
+            </w:r>
+            <w:proofErr w:type="spellEnd"/>
+          </w:p>
+        </w:tc>
+        <w:tc>
+          <w:tcPr>
+            <w:tcW w:w="0" w:type="auto"/>
+            <w:tcMar>
+              <w:top w:w="90" w:type="dxa"/>
+              <w:left w:w="150" w:type="dxa"/>
+              <w:bottom w:w="90" w:type="dxa"/>
+              <w:right w:w="150" w:type="dxa"/>
+            </w:tcMar>
+            <w:hideMark/>
+          </w:tcPr>
+          <w:p>
+            <w:r>
+              <w:t>Entradas − saídas na data da movimentação, não competência.</w:t>
+            </w:r>
+          </w:p>
+        </w:tc>
+      </w:tr>
+    </w:tbl>
+    <w:p/>
+    <w:p/>
+    <w:p/>
+    <w:p>
+      <w:pPr>
+        <w:rPr>
+          <w:b/>
+          <w:bCs/>
+        </w:rPr>
+      </w:pPr>
+      <w:r>
+        <w:rPr>
+          <w:b/>
+          <w:bCs/>
+        </w:rPr>
+        <w:lastRenderedPageBreak/>
+        <w:t>Financeiro — comparação e causa</w:t>
+      </w:r>
+    </w:p>
+    <w:tbl>
+      <w:tblPr>
+        <w:tblW w:w="0" w:type="auto"/>
+        <w:tblCellSpacing w:w="15" w:type="dxa"/>
+        <w:tblBorders>
+          <w:top w:val="single" w:sz="4" w:space="0" w:color="auto"/>
+          <w:left w:val="single" w:sz="4" w:space="0" w:color="auto"/>
+          <w:bottom w:val="single" w:sz="4" w:space="0" w:color="auto"/>
+          <w:right w:val="single" w:sz="4" w:space="0" w:color="auto"/>
+          <w:insideH w:val="single" w:sz="4" w:space="0" w:color="auto"/>
+          <w:insideV w:val="single" w:sz="4" w:space="0" w:color="auto"/>
+        </w:tblBorders>
+        <w:tblCellMar>
+          <w:top w:w="15" w:type="dxa"/>
+          <w:left w:w="15" w:type="dxa"/>
+          <w:bottom w:w="15" w:type="dxa"/>
+          <w:right w:w="15" w:type="dxa"/>
+        </w:tblCellMar>
+        <w:tblLook w:val="04A0" w:firstRow="1" w:lastRow="0" w:firstColumn="1" w:lastColumn="0" w:noHBand="0" w:noVBand="1"/>
+      </w:tblPr>
+      <w:tblGrid>
+        <w:gridCol w:w="601"/>
+        <w:gridCol w:w="2088"/>
+        <w:gridCol w:w="2598"/>
+        <w:gridCol w:w="3207"/>
+      </w:tblGrid>
+      <w:tr>
+        <w:trPr>
+          <w:tblHeader/>
+          <w:tblCellSpacing w:w="15" w:type="dxa"/>
+        </w:trPr>
+        <w:tc>
+          <w:tcPr>
+            <w:tcW w:w="0" w:type="auto"/>
+            <w:noWrap/>
+            <w:tcMar>
+              <w:top w:w="90" w:type="dxa"/>
+              <w:left w:w="150" w:type="dxa"/>
+              <w:bottom w:w="90" w:type="dxa"/>
+              <w:right w:w="150" w:type="dxa"/>
+            </w:tcMar>
+            <w:hideMark/>
+          </w:tcPr>
+          <w:p>
+            <w:pPr>
+              <w:rPr>
+                <w:b/>
+                <w:bCs/>
+              </w:rPr>
+            </w:pPr>
+            <w:r>
+              <w:rPr>
+                <w:b/>
+                <w:bCs/>
+              </w:rPr>
+              <w:t>#</w:t>
+            </w:r>
+          </w:p>
+        </w:tc>
+        <w:tc>
+          <w:tcPr>
+            <w:tcW w:w="0" w:type="auto"/>
+            <w:noWrap/>
+            <w:tcMar>
+              <w:top w:w="90" w:type="dxa"/>
+              <w:left w:w="150" w:type="dxa"/>
+              <w:bottom w:w="90" w:type="dxa"/>
+              <w:right w:w="150" w:type="dxa"/>
+            </w:tcMar>
+            <w:hideMark/>
+          </w:tcPr>
+          <w:p>
+            <w:pPr>
+              <w:rPr>
+                <w:b/>
+                <w:bCs/>
+              </w:rPr>
+            </w:pPr>
+            <w:r>
+              <w:rPr>
+                <w:b/>
+                <w:bCs/>
+              </w:rPr>
+              <w:t>Pergunta</w:t>
+            </w:r>
+          </w:p>
+        </w:tc>
+        <w:tc>
+          <w:tcPr>
+            <w:tcW w:w="0" w:type="auto"/>
+            <w:noWrap/>
+            <w:tcMar>
+              <w:top w:w="90" w:type="dxa"/>
+              <w:left w:w="150" w:type="dxa"/>
+              <w:bottom w:w="90" w:type="dxa"/>
+              <w:right w:w="150" w:type="dxa"/>
+            </w:tcMar>
+            <w:hideMark/>
+          </w:tcPr>
+          <w:p>
+            <w:pPr>
+              <w:rPr>
+                <w:b/>
+                <w:bCs/>
+              </w:rPr>
+            </w:pPr>
+            <w:r>
+              <w:rPr>
+                <w:b/>
+                <w:bCs/>
+              </w:rPr>
+              <w:t>Deve acionar</w:t>
+            </w:r>
+          </w:p>
+        </w:tc>
+        <w:tc>
+          <w:tcPr>
+            <w:tcW w:w="0" w:type="auto"/>
+            <w:noWrap/>
+            <w:tcMar>
+              <w:top w:w="90" w:type="dxa"/>
+              <w:left w:w="150" w:type="dxa"/>
+              <w:bottom w:w="90" w:type="dxa"/>
+              <w:right w:w="150" w:type="dxa"/>
+            </w:tcMar>
+            <w:hideMark/>
+          </w:tcPr>
+          <w:p>
+            <w:pPr>
+              <w:rPr>
+                <w:b/>
+                <w:bCs/>
+              </w:rPr>
+            </w:pPr>
+            <w:r>
+              <w:rPr>
+                <w:b/>
+                <w:bCs/>
+              </w:rPr>
+              <w:t>Conferir</w:t>
+            </w:r>
+          </w:p>
+        </w:tc>
+      </w:tr>
+      <w:tr>
+        <w:trPr>
+          <w:tblCellSpacing w:w="15" w:type="dxa"/>
+        </w:trPr>
+        <w:tc>
+          <w:tcPr>
+            <w:tcW w:w="0" w:type="auto"/>
+            <w:tcMar>
+              <w:top w:w="90" w:type="dxa"/>
+              <w:left w:w="150" w:type="dxa"/>
+              <w:bottom w:w="90" w:type="dxa"/>
+              <w:right w:w="150" w:type="dxa"/>
+            </w:tcMar>
+            <w:hideMark/>
+          </w:tcPr>
+          <w:p>
+            <w:r>
+              <w:t>9</w:t>
+            </w:r>
+          </w:p>
+        </w:tc>
+        <w:tc>
+          <w:tcPr>
+            <w:tcW w:w="0" w:type="auto"/>
+            <w:tcMar>
+              <w:top w:w="90" w:type="dxa"/>
+              <w:left w:w="150" w:type="dxa"/>
+              <w:bottom w:w="90" w:type="dxa"/>
+              <w:right w:w="150" w:type="dxa"/>
+            </w:tcMar>
+            <w:hideMark/>
+          </w:tcPr>
+          <w:p>
+            <w:r>
+              <w:t>O faturamento de junho de 2026 subiu ou caiu em relação a maio?</w:t>
+            </w:r>
+          </w:p>
+        </w:tc>
+        <w:tc>
+          <w:tcPr>
+            <w:tcW w:w="0" w:type="auto"/>
+            <w:tcMar>
+              <w:top w:w="90" w:type="dxa"/>
+              <w:left w:w="150" w:type="dxa"/>
+              <w:bottom w:w="90" w:type="dxa"/>
+              <w:right w:w="150" w:type="dxa"/>
+            </w:tcMar>
+            <w:hideMark/>
+          </w:tcPr>
+          <w:p>
+            <w:proofErr w:type="spellStart"/>
+            <w:r>
+              <w:t>comparar_faturamento</w:t>
+            </w:r>
+            <w:proofErr w:type="spellEnd"/>
+          </w:p>
+        </w:tc>
+        <w:tc>
+          <w:tcPr>
+            <w:tcW w:w="0" w:type="auto"/>
+            <w:tcMar>
+              <w:top w:w="90" w:type="dxa"/>
+              <w:left w:w="150" w:type="dxa"/>
+              <w:bottom w:w="90" w:type="dxa"/>
+              <w:right w:w="150" w:type="dxa"/>
+            </w:tcMar>
+            <w:hideMark/>
+          </w:tcPr>
+          <w:p>
+            <w:r>
+              <w:t>% e direção. Não explica “por quê”.</w:t>
+            </w:r>
+          </w:p>
+        </w:tc>
+      </w:tr>
+      <w:tr>
+        <w:trPr>
+          <w:tblCellSpacing w:w="15" w:type="dxa"/>
+        </w:trPr>
+        <w:tc>
+          <w:tcPr>
+            <w:tcW w:w="0" w:type="auto"/>
+            <w:tcMar>
+              <w:top w:w="90" w:type="dxa"/>
+              <w:left w:w="150" w:type="dxa"/>
+              <w:bottom w:w="90" w:type="dxa"/>
+              <w:right w:w="150" w:type="dxa"/>
+            </w:tcMar>
+            <w:hideMark/>
+          </w:tcPr>
+          <w:p>
+            <w:r>
+              <w:t>10</w:t>
+            </w:r>
+          </w:p>
+        </w:tc>
+        <w:tc>
+          <w:tcPr>
+            <w:tcW w:w="0" w:type="auto"/>
+            <w:tcMar>
+              <w:top w:w="90" w:type="dxa"/>
+              <w:left w:w="150" w:type="dxa"/>
+              <w:bottom w:w="90" w:type="dxa"/>
+              <w:right w:w="150" w:type="dxa"/>
+            </w:tcMar>
+            <w:hideMark/>
+          </w:tcPr>
+          <w:p>
+            <w:r>
+              <w:t>As despesas de junho de 2026 subiram ou caíram frente a maio?</w:t>
+            </w:r>
+          </w:p>
+        </w:tc>
+        <w:tc>
+          <w:tcPr>
+            <w:tcW w:w="0" w:type="auto"/>
+            <w:tcMar>
+              <w:top w:w="90" w:type="dxa"/>
+              <w:left w:w="150" w:type="dxa"/>
+              <w:bottom w:w="90" w:type="dxa"/>
+              <w:right w:w="150" w:type="dxa"/>
+            </w:tcMar>
+            <w:hideMark/>
+          </w:tcPr>
+          <w:p>
+            <w:proofErr w:type="spellStart"/>
+            <w:r>
+              <w:t>comparar_despesas</w:t>
+            </w:r>
+            <w:proofErr w:type="spellEnd"/>
+          </w:p>
+        </w:tc>
+        <w:tc>
+          <w:tcPr>
+            <w:tcW w:w="0" w:type="auto"/>
+            <w:tcMar>
+              <w:top w:w="90" w:type="dxa"/>
+              <w:left w:w="150" w:type="dxa"/>
+              <w:bottom w:w="90" w:type="dxa"/>
+              <w:right w:w="150" w:type="dxa"/>
+            </w:tcMar>
+            <w:hideMark/>
+          </w:tcPr>
+          <w:p>
+            <w:r>
+              <w:t>Comparação, não simulação.</w:t>
+            </w:r>
+          </w:p>
+        </w:tc>
+      </w:tr>
+      <w:tr>
+        <w:trPr>
+          <w:tblCellSpacing w:w="15" w:type="dxa"/>
+        </w:trPr>
+        <w:tc>
+          <w:tcPr>
+            <w:tcW w:w="0" w:type="auto"/>
+            <w:tcMar>
+              <w:top w:w="90" w:type="dxa"/>
+              <w:left w:w="150" w:type="dxa"/>
+              <w:bottom w:w="90" w:type="dxa"/>
+              <w:right w:w="150" w:type="dxa"/>
+            </w:tcMar>
+            <w:hideMark/>
+          </w:tcPr>
+          <w:p>
+            <w:r>
+              <w:t>11</w:t>
+            </w:r>
+          </w:p>
+        </w:tc>
+        <w:tc>
+          <w:tcPr>
+            <w:tcW w:w="0" w:type="auto"/>
+            <w:tcMar>
+              <w:top w:w="90" w:type="dxa"/>
+              <w:left w:w="150" w:type="dxa"/>
+              <w:bottom w:w="90" w:type="dxa"/>
+              <w:right w:w="150" w:type="dxa"/>
+            </w:tcMar>
+            <w:hideMark/>
+          </w:tcPr>
+          <w:p>
+            <w:r>
+              <w:t>O lucro de maio de 2026 subiu ou caiu em relação a abril?</w:t>
+            </w:r>
+          </w:p>
+        </w:tc>
+        <w:tc>
+          <w:tcPr>
+            <w:tcW w:w="0" w:type="auto"/>
+            <w:tcMar>
+              <w:top w:w="90" w:type="dxa"/>
+              <w:left w:w="150" w:type="dxa"/>
+              <w:bottom w:w="90" w:type="dxa"/>
+              <w:right w:w="150" w:type="dxa"/>
+            </w:tcMar>
+            <w:hideMark/>
+          </w:tcPr>
+          <w:p>
+            <w:proofErr w:type="spellStart"/>
+            <w:r>
+              <w:t>comparar_lucro</w:t>
+            </w:r>
+            <w:proofErr w:type="spellEnd"/>
+          </w:p>
+        </w:tc>
+        <w:tc>
+          <w:tcPr>
+            <w:tcW w:w="0" w:type="auto"/>
+            <w:tcMar>
+              <w:top w:w="90" w:type="dxa"/>
+              <w:left w:w="150" w:type="dxa"/>
+              <w:bottom w:w="90" w:type="dxa"/>
+              <w:right w:w="150" w:type="dxa"/>
+            </w:tcMar>
+            <w:hideMark/>
+          </w:tcPr>
+          <w:p>
+            <w:r>
+              <w:t>Só subiu/caiu. Sem decomposição.</w:t>
+            </w:r>
+          </w:p>
+        </w:tc>
+      </w:tr>
+      <w:tr>
+        <w:trPr>
+          <w:tblCellSpacing w:w="15" w:type="dxa"/>
+        </w:trPr>
+        <w:tc>
+          <w:tcPr>
+            <w:tcW w:w="0" w:type="auto"/>
+            <w:tcMar>
+              <w:top w:w="90" w:type="dxa"/>
+              <w:left w:w="150" w:type="dxa"/>
+              <w:bottom w:w="90" w:type="dxa"/>
+              <w:right w:w="150" w:type="dxa"/>
+            </w:tcMar>
+            <w:hideMark/>
+          </w:tcPr>
+          <w:p>
+            <w:r>
+              <w:t>12</w:t>
+            </w:r>
+          </w:p>
+        </w:tc>
+        <w:tc>
+          <w:tcPr>
+            <w:tcW w:w="0" w:type="auto"/>
+            <w:tcMar>
+              <w:top w:w="90" w:type="dxa"/>
+              <w:left w:w="150" w:type="dxa"/>
+              <w:bottom w:w="90" w:type="dxa"/>
+              <w:right w:w="150" w:type="dxa"/>
+            </w:tcMar>
+            <w:hideMark/>
+          </w:tcPr>
+          <w:p>
+            <w:r>
+              <w:t>Por que o lucro caiu em maio de 2026?</w:t>
+            </w:r>
+          </w:p>
+        </w:tc>
+        <w:tc>
+          <w:tcPr>
+            <w:tcW w:w="0" w:type="auto"/>
+            <w:tcMar>
+              <w:top w:w="90" w:type="dxa"/>
+              <w:left w:w="150" w:type="dxa"/>
+              <w:bottom w:w="90" w:type="dxa"/>
+              <w:right w:w="150" w:type="dxa"/>
+            </w:tcMar>
+            <w:hideMark/>
+          </w:tcPr>
+          <w:p>
+            <w:proofErr w:type="spellStart"/>
+            <w:r>
+              <w:t>explicar_variacao_lucro</w:t>
+            </w:r>
+            <w:proofErr w:type="spellEnd"/>
+          </w:p>
+        </w:tc>
+        <w:tc>
+          <w:tcPr>
+            <w:tcW w:w="0" w:type="auto"/>
+            <w:tcMar>
+              <w:top w:w="90" w:type="dxa"/>
+              <w:left w:w="150" w:type="dxa"/>
+              <w:bottom w:w="90" w:type="dxa"/>
+              <w:right w:w="150" w:type="dxa"/>
+            </w:tcMar>
+            <w:hideMark/>
+          </w:tcPr>
+          <w:p>
+            <w:r>
+              <w:t>Parcela principal: faturamento, CMV ou despesa. Não pergunte “por que o faturamento caiu”.</w:t>
+            </w:r>
+          </w:p>
+        </w:tc>
+      </w:tr>
+      <w:tr>
+        <w:trPr>
+          <w:tblCellSpacing w:w="15" w:type="dxa"/>
+        </w:trPr>
+        <w:tc>
+          <w:tcPr>
+            <w:tcW w:w="0" w:type="auto"/>
+            <w:tcMar>
+              <w:top w:w="90" w:type="dxa"/>
+              <w:left w:w="150" w:type="dxa"/>
+              <w:bottom w:w="90" w:type="dxa"/>
+              <w:right w:w="150" w:type="dxa"/>
+            </w:tcMar>
+            <w:hideMark/>
+          </w:tcPr>
+          <w:p>
+            <w:r>
+              <w:t>13</w:t>
+            </w:r>
+          </w:p>
+        </w:tc>
+        <w:tc>
+          <w:tcPr>
+            <w:tcW w:w="0" w:type="auto"/>
+            <w:tcMar>
+              <w:top w:w="90" w:type="dxa"/>
+              <w:left w:w="150" w:type="dxa"/>
+              <w:bottom w:w="90" w:type="dxa"/>
+              <w:right w:w="150" w:type="dxa"/>
+            </w:tcMar>
+            <w:hideMark/>
+          </w:tcPr>
+          <w:p>
+            <w:r>
+              <w:t>O fluxo de caixa de junho de 2026 melhorou ou piorou em relação a maio?</w:t>
+            </w:r>
+          </w:p>
+        </w:tc>
+        <w:tc>
+          <w:tcPr>
+            <w:tcW w:w="0" w:type="auto"/>
+            <w:tcMar>
+              <w:top w:w="90" w:type="dxa"/>
+              <w:left w:w="150" w:type="dxa"/>
+              <w:bottom w:w="90" w:type="dxa"/>
+              <w:right w:w="150" w:type="dxa"/>
+            </w:tcMar>
+            <w:hideMark/>
+          </w:tcPr>
+          <w:p>
+            <w:proofErr w:type="spellStart"/>
+            <w:r>
+              <w:t>comparar_fluxo_caixa</w:t>
+            </w:r>
+            <w:proofErr w:type="spellEnd"/>
+          </w:p>
+        </w:tc>
+        <w:tc>
+          <w:tcPr>
+            <w:tcW w:w="0" w:type="auto"/>
+            <w:tcMar>
+              <w:top w:w="90" w:type="dxa"/>
+              <w:left w:w="150" w:type="dxa"/>
+              <w:bottom w:w="90" w:type="dxa"/>
+              <w:right w:w="150" w:type="dxa"/>
+            </w:tcMar>
+            <w:hideMark/>
+          </w:tcPr>
+          <w:p>
+            <w:r>
+              <w:t>Caixa, não lucro.</w:t>
+            </w:r>
+          </w:p>
+        </w:tc>
+      </w:tr>
+    </w:tbl>
+    <w:p/>
+    <w:p/>
+    <w:p>
+      <w:pPr>
+        <w:rPr>
+          <w:b/>
+          <w:bCs/>
+        </w:rPr>
+      </w:pPr>
+      <w:r>
+        <w:rPr>
+          <w:b/>
+          <w:bCs/>
+        </w:rPr>
+        <w:t>Financeiro — cenário (“e se”)</w:t>
+      </w:r>
+    </w:p>
+    <w:tbl>
+      <w:tblPr>
+        <w:tblW w:w="0" w:type="auto"/>
+        <w:tblCellSpacing w:w="15" w:type="dxa"/>
+        <w:tblBorders>
+          <w:top w:val="single" w:sz="4" w:space="0" w:color="auto"/>
+          <w:left w:val="single" w:sz="4" w:space="0" w:color="auto"/>
+          <w:bottom w:val="single" w:sz="4" w:space="0" w:color="auto"/>
+          <w:right w:val="single" w:sz="4" w:space="0" w:color="auto"/>
+          <w:insideH w:val="single" w:sz="4" w:space="0" w:color="auto"/>
+          <w:insideV w:val="single" w:sz="4" w:space="0" w:color="auto"/>
+        </w:tblBorders>
+        <w:tblCellMar>
+          <w:top w:w="15" w:type="dxa"/>
+          <w:left w:w="15" w:type="dxa"/>
+          <w:bottom w:w="15" w:type="dxa"/>
+          <w:right w:w="15" w:type="dxa"/>
+        </w:tblCellMar>
+        <w:tblLook w:val="04A0" w:firstRow="1" w:lastRow="0" w:firstColumn="1" w:lastColumn="0" w:noHBand="0" w:noVBand="1"/>
+      </w:tblPr>
+      <w:tblGrid>
+        <w:gridCol w:w="601"/>
+        <w:gridCol w:w="2217"/>
+        <w:gridCol w:w="3666"/>
+        <w:gridCol w:w="2010"/>
+      </w:tblGrid>
+      <w:tr>
+        <w:trPr>
+          <w:tblHeader/>
+          <w:tblCellSpacing w:w="15" w:type="dxa"/>
+        </w:trPr>
+        <w:tc>
+          <w:tcPr>
+            <w:tcW w:w="0" w:type="auto"/>
+            <w:noWrap/>
+            <w:tcMar>
+              <w:top w:w="90" w:type="dxa"/>
+              <w:left w:w="150" w:type="dxa"/>
+              <w:bottom w:w="90" w:type="dxa"/>
+              <w:right w:w="150" w:type="dxa"/>
+            </w:tcMar>
+            <w:hideMark/>
+          </w:tcPr>
+          <w:p>
+            <w:pPr>
+              <w:rPr>
+                <w:b/>
+                <w:bCs/>
+              </w:rPr>
+            </w:pPr>
+            <w:r>
+              <w:rPr>
+                <w:b/>
+                <w:bCs/>
+              </w:rPr>
+              <w:t>#</w:t>
+            </w:r>
+          </w:p>
+        </w:tc>
+        <w:tc>
+          <w:tcPr>
+            <w:tcW w:w="0" w:type="auto"/>
+            <w:noWrap/>
+            <w:tcMar>
+              <w:top w:w="90" w:type="dxa"/>
+              <w:left w:w="150" w:type="dxa"/>
+              <w:bottom w:w="90" w:type="dxa"/>
+              <w:right w:w="150" w:type="dxa"/>
+            </w:tcMar>
+            <w:hideMark/>
+          </w:tcPr>
+          <w:p>
+            <w:pPr>
+              <w:rPr>
+                <w:b/>
+                <w:bCs/>
+              </w:rPr>
+            </w:pPr>
+            <w:r>
+              <w:rPr>
+                <w:b/>
+                <w:bCs/>
+              </w:rPr>
+              <w:t>Pergunta</w:t>
+            </w:r>
+          </w:p>
+        </w:tc>
+        <w:tc>
+          <w:tcPr>
+            <w:tcW w:w="0" w:type="auto"/>
+            <w:noWrap/>
+            <w:tcMar>
+              <w:top w:w="90" w:type="dxa"/>
+              <w:left w:w="150" w:type="dxa"/>
+              <w:bottom w:w="90" w:type="dxa"/>
+              <w:right w:w="150" w:type="dxa"/>
+            </w:tcMar>
+            <w:hideMark/>
+          </w:tcPr>
+          <w:p>
+            <w:pPr>
+              <w:rPr>
+                <w:b/>
+                <w:bCs/>
+              </w:rPr>
+            </w:pPr>
+            <w:r>
+              <w:rPr>
+                <w:b/>
+                <w:bCs/>
+              </w:rPr>
+              <w:t>Deve acionar</w:t>
+            </w:r>
+          </w:p>
+        </w:tc>
+        <w:tc>
+          <w:tcPr>
+            <w:tcW w:w="0" w:type="auto"/>
+            <w:noWrap/>
+            <w:tcMar>
+              <w:top w:w="90" w:type="dxa"/>
+              <w:left w:w="150" w:type="dxa"/>
+              <w:bottom w:w="90" w:type="dxa"/>
+              <w:right w:w="150" w:type="dxa"/>
+            </w:tcMar>
+            <w:hideMark/>
+          </w:tcPr>
+          <w:p>
+            <w:pPr>
+              <w:rPr>
+                <w:b/>
+                <w:bCs/>
+              </w:rPr>
+            </w:pPr>
+            <w:r>
+              <w:rPr>
+                <w:b/>
+                <w:bCs/>
+              </w:rPr>
+              <w:t>Conferir</w:t>
+            </w:r>
+          </w:p>
+        </w:tc>
+      </w:tr>
+      <w:tr>
+        <w:trPr>
+          <w:tblCellSpacing w:w="15" w:type="dxa"/>
+        </w:trPr>
+        <w:tc>
+          <w:tcPr>
+            <w:tcW w:w="0" w:type="auto"/>
+            <w:tcMar>
+              <w:top w:w="90" w:type="dxa"/>
+              <w:left w:w="150" w:type="dxa"/>
+              <w:bottom w:w="90" w:type="dxa"/>
+              <w:right w:w="150" w:type="dxa"/>
+            </w:tcMar>
+            <w:hideMark/>
+          </w:tcPr>
+          <w:p>
+            <w:r>
+              <w:t>14</w:t>
+            </w:r>
+          </w:p>
+        </w:tc>
+        <w:tc>
+          <w:tcPr>
+            <w:tcW w:w="0" w:type="auto"/>
+            <w:tcMar>
+              <w:top w:w="90" w:type="dxa"/>
+              <w:left w:w="150" w:type="dxa"/>
+              <w:bottom w:w="90" w:type="dxa"/>
+              <w:right w:w="150" w:type="dxa"/>
+            </w:tcMar>
+            <w:hideMark/>
+          </w:tcPr>
+          <w:p>
+            <w:r>
+              <w:t>E se as despesas operacionais de junho de 2026 subirem 10%?</w:t>
+            </w:r>
+          </w:p>
+        </w:tc>
+        <w:tc>
+          <w:tcPr>
+            <w:tcW w:w="0" w:type="auto"/>
+            <w:tcMar>
+              <w:top w:w="90" w:type="dxa"/>
+              <w:left w:w="150" w:type="dxa"/>
+              <w:bottom w:w="90" w:type="dxa"/>
+              <w:right w:w="150" w:type="dxa"/>
+            </w:tcMar>
+            <w:hideMark/>
+          </w:tcPr>
+          <w:p>
+            <w:proofErr w:type="spellStart"/>
+            <w:r>
+              <w:t>simular_lucro_despesa</w:t>
+            </w:r>
+            <w:proofErr w:type="spellEnd"/>
+          </w:p>
+        </w:tc>
+        <w:tc>
+          <w:tcPr>
+            <w:tcW w:w="0" w:type="auto"/>
+            <w:tcMar>
+              <w:top w:w="90" w:type="dxa"/>
+              <w:left w:w="150" w:type="dxa"/>
+              <w:bottom w:w="90" w:type="dxa"/>
+              <w:right w:w="150" w:type="dxa"/>
+            </w:tcMar>
+            <w:hideMark/>
+          </w:tcPr>
+          <w:p>
+            <w:r>
+              <w:t>Lucro hipotético. Sem ML.</w:t>
+            </w:r>
+          </w:p>
+        </w:tc>
+      </w:tr>
+      <w:tr>
+        <w:trPr>
+          <w:tblCellSpacing w:w="15" w:type="dxa"/>
+        </w:trPr>
+        <w:tc>
+          <w:tcPr>
+            <w:tcW w:w="0" w:type="auto"/>
+            <w:tcMar>
+              <w:top w:w="90" w:type="dxa"/>
+              <w:left w:w="150" w:type="dxa"/>
+              <w:bottom w:w="90" w:type="dxa"/>
+              <w:right w:w="150" w:type="dxa"/>
+            </w:tcMar>
+            <w:hideMark/>
+          </w:tcPr>
+          <w:p>
+            <w:r>
+              <w:lastRenderedPageBreak/>
+              <w:t>15</w:t>
+            </w:r>
+          </w:p>
+        </w:tc>
+        <w:tc>
+          <w:tcPr>
+            <w:tcW w:w="0" w:type="auto"/>
+            <w:tcMar>
+              <w:top w:w="90" w:type="dxa"/>
+              <w:left w:w="150" w:type="dxa"/>
+              <w:bottom w:w="90" w:type="dxa"/>
+              <w:right w:w="150" w:type="dxa"/>
+            </w:tcMar>
+            <w:hideMark/>
+          </w:tcPr>
+          <w:p>
+            <w:r>
+              <w:t>E se o aluguel de junho de 2026 subir 15%?</w:t>
+            </w:r>
+          </w:p>
+        </w:tc>
+        <w:tc>
+          <w:tcPr>
+            <w:tcW w:w="0" w:type="auto"/>
+            <w:tcMar>
+              <w:top w:w="90" w:type="dxa"/>
+              <w:left w:w="150" w:type="dxa"/>
+              <w:bottom w:w="90" w:type="dxa"/>
+              <w:right w:w="150" w:type="dxa"/>
+            </w:tcMar>
+            <w:hideMark/>
+          </w:tcPr>
+          <w:p>
+            <w:proofErr w:type="spellStart"/>
+            <w:r>
+              <w:t>simular_lucro_despesa</w:t>
+            </w:r>
+            <w:proofErr w:type="spellEnd"/>
+            <w:r>
+              <w:t> (categoria Aluguel)</w:t>
+            </w:r>
+          </w:p>
+        </w:tc>
+        <w:tc>
+          <w:tcPr>
+            <w:tcW w:w="0" w:type="auto"/>
+            <w:tcMar>
+              <w:top w:w="90" w:type="dxa"/>
+              <w:left w:w="150" w:type="dxa"/>
+              <w:bottom w:w="90" w:type="dxa"/>
+              <w:right w:w="150" w:type="dxa"/>
+            </w:tcMar>
+            <w:hideMark/>
+          </w:tcPr>
+          <w:p>
+            <w:r>
+              <w:t>Só aluguel, não todas as despesas.</w:t>
+            </w:r>
+          </w:p>
+        </w:tc>
+      </w:tr>
+      <w:tr>
+        <w:trPr>
+          <w:tblCellSpacing w:w="15" w:type="dxa"/>
+        </w:trPr>
+        <w:tc>
+          <w:tcPr>
+            <w:tcW w:w="0" w:type="auto"/>
+            <w:tcMar>
+              <w:top w:w="90" w:type="dxa"/>
+              <w:left w:w="150" w:type="dxa"/>
+              <w:bottom w:w="90" w:type="dxa"/>
+              <w:right w:w="150" w:type="dxa"/>
+            </w:tcMar>
+            <w:hideMark/>
+          </w:tcPr>
+          <w:p>
+            <w:r>
+              <w:t>16</w:t>
+            </w:r>
+          </w:p>
+        </w:tc>
+        <w:tc>
+          <w:tcPr>
+            <w:tcW w:w="0" w:type="auto"/>
+            <w:tcMar>
+              <w:top w:w="90" w:type="dxa"/>
+              <w:left w:w="150" w:type="dxa"/>
+              <w:bottom w:w="90" w:type="dxa"/>
+              <w:right w:w="150" w:type="dxa"/>
+            </w:tcMar>
+            <w:hideMark/>
+          </w:tcPr>
+          <w:p>
+            <w:r>
+              <w:t>E se o CMV de maio de 2026 subir 10%, ainda teremos lucro?</w:t>
+            </w:r>
+          </w:p>
+        </w:tc>
+        <w:tc>
+          <w:tcPr>
+            <w:tcW w:w="0" w:type="auto"/>
+            <w:tcMar>
+              <w:top w:w="90" w:type="dxa"/>
+              <w:left w:w="150" w:type="dxa"/>
+              <w:bottom w:w="90" w:type="dxa"/>
+              <w:right w:w="150" w:type="dxa"/>
+            </w:tcMar>
+            <w:hideMark/>
+          </w:tcPr>
+          <w:p>
+            <w:proofErr w:type="spellStart"/>
+            <w:r>
+              <w:t>simular_lucro_cmv</w:t>
+            </w:r>
+            <w:proofErr w:type="spellEnd"/>
+          </w:p>
+        </w:tc>
+        <w:tc>
+          <w:tcPr>
+            <w:tcW w:w="0" w:type="auto"/>
+            <w:tcMar>
+              <w:top w:w="90" w:type="dxa"/>
+              <w:left w:w="150" w:type="dxa"/>
+              <w:bottom w:w="90" w:type="dxa"/>
+              <w:right w:w="150" w:type="dxa"/>
+            </w:tcMar>
+            <w:hideMark/>
+          </w:tcPr>
+          <w:p>
+            <w:r>
+              <w:t>Custo da mercadoria, não despesa operacional.</w:t>
+            </w:r>
+          </w:p>
+        </w:tc>
+      </w:tr>
+    </w:tbl>
+    <w:p/>
+    <w:p/>
+    <w:p>
+      <w:pPr>
+        <w:rPr>
+          <w:b/>
+          <w:bCs/>
+        </w:rPr>
+      </w:pPr>
+      <w:r>
+        <w:rPr>
+          <w:b/>
+          <w:bCs/>
+        </w:rPr>
+        <w:t>Logística</w:t>
+      </w:r>
+    </w:p>
+    <w:tbl>
+      <w:tblPr>
+        <w:tblW w:w="0" w:type="auto"/>
+        <w:tblCellSpacing w:w="15" w:type="dxa"/>
+        <w:tblBorders>
+          <w:top w:val="single" w:sz="4" w:space="0" w:color="auto"/>
+          <w:left w:val="single" w:sz="4" w:space="0" w:color="auto"/>
+          <w:bottom w:val="single" w:sz="4" w:space="0" w:color="auto"/>
+          <w:right w:val="single" w:sz="4" w:space="0" w:color="auto"/>
+          <w:insideH w:val="single" w:sz="4" w:space="0" w:color="auto"/>
+          <w:insideV w:val="single" w:sz="4" w:space="0" w:color="auto"/>
+        </w:tblBorders>
+        <w:tblCellMar>
+          <w:top w:w="15" w:type="dxa"/>
+          <w:left w:w="15" w:type="dxa"/>
+          <w:bottom w:w="15" w:type="dxa"/>
+          <w:right w:w="15" w:type="dxa"/>
+        </w:tblCellMar>
+        <w:tblLook w:val="04A0" w:firstRow="1" w:lastRow="0" w:firstColumn="1" w:lastColumn="0" w:noHBand="0" w:noVBand="1"/>
+      </w:tblPr>
+      <w:tblGrid>
+        <w:gridCol w:w="601"/>
+        <w:gridCol w:w="2091"/>
+        <w:gridCol w:w="3164"/>
+        <w:gridCol w:w="2638"/>
+      </w:tblGrid>
+      <w:tr>
+        <w:trPr>
+          <w:tblHeader/>
+          <w:tblCellSpacing w:w="15" w:type="dxa"/>
+        </w:trPr>
+        <w:tc>
+          <w:tcPr>
+            <w:tcW w:w="0" w:type="auto"/>
+            <w:noWrap/>
+            <w:tcMar>
+              <w:top w:w="90" w:type="dxa"/>
+              <w:left w:w="150" w:type="dxa"/>
+              <w:bottom w:w="90" w:type="dxa"/>
+              <w:right w:w="150" w:type="dxa"/>
+            </w:tcMar>
+            <w:hideMark/>
+          </w:tcPr>
+          <w:p>
+            <w:pPr>
+              <w:rPr>
+                <w:b/>
+                <w:bCs/>
+              </w:rPr>
+            </w:pPr>
+            <w:r>
+              <w:rPr>
+                <w:b/>
+                <w:bCs/>
+              </w:rPr>
+              <w:t>#</w:t>
+            </w:r>
+          </w:p>
+        </w:tc>
+        <w:tc>
+          <w:tcPr>
+            <w:tcW w:w="0" w:type="auto"/>
+            <w:noWrap/>
+            <w:tcMar>
+              <w:top w:w="90" w:type="dxa"/>
+              <w:left w:w="150" w:type="dxa"/>
+              <w:bottom w:w="90" w:type="dxa"/>
+              <w:right w:w="150" w:type="dxa"/>
+            </w:tcMar>
+            <w:hideMark/>
+          </w:tcPr>
+          <w:p>
+            <w:pPr>
+              <w:rPr>
+                <w:b/>
+                <w:bCs/>
+              </w:rPr>
+            </w:pPr>
+            <w:r>
+              <w:rPr>
+                <w:b/>
+                <w:bCs/>
+              </w:rPr>
+              <w:t>Pergunta</w:t>
+            </w:r>
+          </w:p>
+        </w:tc>
+        <w:tc>
+          <w:tcPr>
+            <w:tcW w:w="0" w:type="auto"/>
+            <w:noWrap/>
+            <w:tcMar>
+              <w:top w:w="90" w:type="dxa"/>
+              <w:left w:w="150" w:type="dxa"/>
+              <w:bottom w:w="90" w:type="dxa"/>
+              <w:right w:w="150" w:type="dxa"/>
+            </w:tcMar>
+            <w:hideMark/>
+          </w:tcPr>
+          <w:p>
+            <w:pPr>
+              <w:rPr>
+                <w:b/>
+                <w:bCs/>
+              </w:rPr>
+            </w:pPr>
+            <w:r>
+              <w:rPr>
+                <w:b/>
+                <w:bCs/>
+              </w:rPr>
+              <w:t>Deve acionar</w:t>
+            </w:r>
+          </w:p>
+        </w:tc>
+        <w:tc>
+          <w:tcPr>
+            <w:tcW w:w="0" w:type="auto"/>
+            <w:noWrap/>
+            <w:tcMar>
+              <w:top w:w="90" w:type="dxa"/>
+              <w:left w:w="150" w:type="dxa"/>
+              <w:bottom w:w="90" w:type="dxa"/>
+              <w:right w:w="150" w:type="dxa"/>
+            </w:tcMar>
+            <w:hideMark/>
+          </w:tcPr>
+          <w:p>
+            <w:pPr>
+              <w:rPr>
+                <w:b/>
+                <w:bCs/>
+              </w:rPr>
+            </w:pPr>
+            <w:r>
+              <w:rPr>
+                <w:b/>
+                <w:bCs/>
+              </w:rPr>
+              <w:t>Conferir</w:t>
+            </w:r>
+          </w:p>
+        </w:tc>
+      </w:tr>
+      <w:tr>
+        <w:trPr>
+          <w:tblCellSpacing w:w="15" w:type="dxa"/>
+        </w:trPr>
+        <w:tc>
+          <w:tcPr>
+            <w:tcW w:w="0" w:type="auto"/>
+            <w:tcMar>
+              <w:top w:w="90" w:type="dxa"/>
+              <w:left w:w="150" w:type="dxa"/>
+              <w:bottom w:w="90" w:type="dxa"/>
+              <w:right w:w="150" w:type="dxa"/>
+            </w:tcMar>
+            <w:hideMark/>
+          </w:tcPr>
+          <w:p>
+            <w:r>
+              <w:t>17</w:t>
+            </w:r>
+          </w:p>
+        </w:tc>
+        <w:tc>
+          <w:tcPr>
+            <w:tcW w:w="0" w:type="auto"/>
+            <w:tcMar>
+              <w:top w:w="90" w:type="dxa"/>
+              <w:left w:w="150" w:type="dxa"/>
+              <w:bottom w:w="90" w:type="dxa"/>
+              <w:right w:w="150" w:type="dxa"/>
+            </w:tcMar>
+            <w:hideMark/>
+          </w:tcPr>
+          <w:p>
+            <w:r>
+              <w:t>Quais produtos precisam de reposição?</w:t>
+            </w:r>
+          </w:p>
+        </w:tc>
+        <w:tc>
+          <w:tcPr>
+            <w:tcW w:w="0" w:type="auto"/>
+            <w:tcMar>
+              <w:top w:w="90" w:type="dxa"/>
+              <w:left w:w="150" w:type="dxa"/>
+              <w:bottom w:w="90" w:type="dxa"/>
+              <w:right w:w="150" w:type="dxa"/>
+            </w:tcMar>
+            <w:hideMark/>
+          </w:tcPr>
+          <w:p>
+            <w:proofErr w:type="spellStart"/>
+            <w:r>
+              <w:t>listar_produtos_reposicao</w:t>
+            </w:r>
+            <w:proofErr w:type="spellEnd"/>
+          </w:p>
+        </w:tc>
+        <w:tc>
+          <w:tcPr>
+            <w:tcW w:w="0" w:type="auto"/>
+            <w:tcMar>
+              <w:top w:w="90" w:type="dxa"/>
+              <w:left w:w="150" w:type="dxa"/>
+              <w:bottom w:w="90" w:type="dxa"/>
+              <w:right w:w="150" w:type="dxa"/>
+            </w:tcMar>
+            <w:hideMark/>
+          </w:tcPr>
+          <w:p>
+            <w:r>
+              <w:t>Aqui entra o modelo de demanda. Lista + impacto.</w:t>
+            </w:r>
+          </w:p>
+        </w:tc>
+      </w:tr>
+      <w:tr>
+        <w:trPr>
+          <w:tblCellSpacing w:w="15" w:type="dxa"/>
+        </w:trPr>
+        <w:tc>
+          <w:tcPr>
+            <w:tcW w:w="0" w:type="auto"/>
+            <w:tcMar>
+              <w:top w:w="90" w:type="dxa"/>
+              <w:left w:w="150" w:type="dxa"/>
+              <w:bottom w:w="90" w:type="dxa"/>
+              <w:right w:w="150" w:type="dxa"/>
+            </w:tcMar>
+            <w:hideMark/>
+          </w:tcPr>
+          <w:p>
+            <w:r>
+              <w:t>18</w:t>
+            </w:r>
+          </w:p>
+        </w:tc>
+        <w:tc>
+          <w:tcPr>
+            <w:tcW w:w="0" w:type="auto"/>
+            <w:tcMar>
+              <w:top w:w="90" w:type="dxa"/>
+              <w:left w:w="150" w:type="dxa"/>
+              <w:bottom w:w="90" w:type="dxa"/>
+              <w:right w:w="150" w:type="dxa"/>
+            </w:tcMar>
+            <w:hideMark/>
+          </w:tcPr>
+          <w:p>
+            <w:r>
+              <w:t>O produto Básica Branca Preto G precisa de reposição?</w:t>
+            </w:r>
+          </w:p>
+        </w:tc>
+        <w:tc>
+          <w:tcPr>
+            <w:tcW w:w="0" w:type="auto"/>
+            <w:tcMar>
+              <w:top w:w="90" w:type="dxa"/>
+              <w:left w:w="150" w:type="dxa"/>
+              <w:bottom w:w="90" w:type="dxa"/>
+              <w:right w:w="150" w:type="dxa"/>
+            </w:tcMar>
+            <w:hideMark/>
+          </w:tcPr>
+          <w:p>
+            <w:proofErr w:type="spellStart"/>
+            <w:r>
+              <w:t>analisar_reposicao</w:t>
+            </w:r>
+            <w:proofErr w:type="spellEnd"/>
+          </w:p>
+        </w:tc>
+        <w:tc>
+          <w:tcPr>
+            <w:tcW w:w="0" w:type="auto"/>
+            <w:tcMar>
+              <w:top w:w="90" w:type="dxa"/>
+              <w:left w:w="150" w:type="dxa"/>
+              <w:bottom w:w="90" w:type="dxa"/>
+              <w:right w:w="150" w:type="dxa"/>
+            </w:tcMar>
+            <w:hideMark/>
+          </w:tcPr>
+          <w:p>
+            <w:r>
+              <w:t>Um produto (PROD001). Previsão + estoque + lead time.</w:t>
+            </w:r>
+          </w:p>
+        </w:tc>
+      </w:tr>
+      <w:tr>
+        <w:trPr>
+          <w:tblCellSpacing w:w="15" w:type="dxa"/>
+        </w:trPr>
+        <w:tc>
+          <w:tcPr>
+            <w:tcW w:w="0" w:type="auto"/>
+            <w:tcMar>
+              <w:top w:w="90" w:type="dxa"/>
+              <w:left w:w="150" w:type="dxa"/>
+              <w:bottom w:w="90" w:type="dxa"/>
+              <w:right w:w="150" w:type="dxa"/>
+            </w:tcMar>
+            <w:hideMark/>
+          </w:tcPr>
+          <w:p>
+            <w:r>
+              <w:t>19</w:t>
+            </w:r>
+          </w:p>
+        </w:tc>
+        <w:tc>
+          <w:tcPr>
+            <w:tcW w:w="0" w:type="auto"/>
+            <w:tcMar>
+              <w:top w:w="90" w:type="dxa"/>
+              <w:left w:w="150" w:type="dxa"/>
+              <w:bottom w:w="90" w:type="dxa"/>
+              <w:right w:w="150" w:type="dxa"/>
+            </w:tcMar>
+            <w:hideMark/>
+          </w:tcPr>
+          <w:p>
+            <w:r>
+              <w:t>Quais produtos estão em maior risco de ruptura?</w:t>
+            </w:r>
+          </w:p>
+        </w:tc>
+        <w:tc>
+          <w:tcPr>
+            <w:tcW w:w="0" w:type="auto"/>
+            <w:tcMar>
+              <w:top w:w="90" w:type="dxa"/>
+              <w:left w:w="150" w:type="dxa"/>
+              <w:bottom w:w="90" w:type="dxa"/>
+              <w:right w:w="150" w:type="dxa"/>
+            </w:tcMar>
+            <w:hideMark/>
+          </w:tcPr>
+          <w:p>
+            <w:proofErr w:type="spellStart"/>
+            <w:r>
+              <w:t>listar_produtos_maior_risco</w:t>
+            </w:r>
+            <w:proofErr w:type="spellEnd"/>
+          </w:p>
+        </w:tc>
+        <w:tc>
+          <w:tcPr>
+            <w:tcW w:w="0" w:type="auto"/>
+            <w:tcMar>
+              <w:top w:w="90" w:type="dxa"/>
+              <w:left w:w="150" w:type="dxa"/>
+              <w:bottom w:w="90" w:type="dxa"/>
+              <w:right w:w="150" w:type="dxa"/>
+            </w:tcMar>
+            <w:hideMark/>
+          </w:tcPr>
+          <w:p>
+            <w:r>
+              <w:t xml:space="preserve">Cobertura </w:t>
+            </w:r>
+            <w:proofErr w:type="spellStart"/>
+            <w:r>
+              <w:t>vs</w:t>
+            </w:r>
+            <w:proofErr w:type="spellEnd"/>
+            <w:r>
+              <w:t xml:space="preserve"> lead time (Crítico/Alto/…).</w:t>
+            </w:r>
+          </w:p>
+        </w:tc>
+      </w:tr>
+      <w:tr>
+        <w:trPr>
+          <w:tblCellSpacing w:w="15" w:type="dxa"/>
+        </w:trPr>
+        <w:tc>
+          <w:tcPr>
+            <w:tcW w:w="0" w:type="auto"/>
+            <w:tcMar>
+              <w:top w:w="90" w:type="dxa"/>
+              <w:left w:w="150" w:type="dxa"/>
+              <w:bottom w:w="90" w:type="dxa"/>
+              <w:right w:w="150" w:type="dxa"/>
+            </w:tcMar>
+            <w:hideMark/>
+          </w:tcPr>
+          <w:p>
+            <w:r>
+              <w:t>20</w:t>
+            </w:r>
+          </w:p>
+        </w:tc>
+        <w:tc>
+          <w:tcPr>
+            <w:tcW w:w="0" w:type="auto"/>
+            <w:tcMar>
+              <w:top w:w="90" w:type="dxa"/>
+              <w:left w:w="150" w:type="dxa"/>
+              <w:bottom w:w="90" w:type="dxa"/>
+              <w:right w:w="150" w:type="dxa"/>
+            </w:tcMar>
+            <w:hideMark/>
+          </w:tcPr>
+          <w:p>
+            <w:r>
+              <w:t>Há pedidos atrasados?</w:t>
+            </w:r>
+          </w:p>
+        </w:tc>
+        <w:tc>
+          <w:tcPr>
+            <w:tcW w:w="0" w:type="auto"/>
+            <w:tcMar>
+              <w:top w:w="90" w:type="dxa"/>
+              <w:left w:w="150" w:type="dxa"/>
+              <w:bottom w:w="90" w:type="dxa"/>
+              <w:right w:w="150" w:type="dxa"/>
+            </w:tcMar>
+            <w:hideMark/>
+          </w:tcPr>
+          <w:p>
+            <w:proofErr w:type="spellStart"/>
+            <w:r>
+              <w:t>consultar_pedidos_atrasados</w:t>
+            </w:r>
+            <w:proofErr w:type="spellEnd"/>
+          </w:p>
+        </w:tc>
+        <w:tc>
+          <w:tcPr>
+            <w:tcW w:w="0" w:type="auto"/>
+            <w:tcMar>
+              <w:top w:w="90" w:type="dxa"/>
+              <w:left w:w="150" w:type="dxa"/>
+              <w:bottom w:w="90" w:type="dxa"/>
+              <w:right w:w="150" w:type="dxa"/>
+            </w:tcMar>
+            <w:hideMark/>
+          </w:tcPr>
+          <w:p>
+            <w:r>
+              <w:t>Sem data → referência da demo (31/07/2026).</w:t>
+            </w:r>
+          </w:p>
+        </w:tc>
+      </w:tr>
+      <w:tr>
+        <w:trPr>
+          <w:tblCellSpacing w:w="15" w:type="dxa"/>
+        </w:trPr>
+        <w:tc>
+          <w:tcPr>
+            <w:tcW w:w="0" w:type="auto"/>
+            <w:tcMar>
+              <w:top w:w="90" w:type="dxa"/>
+              <w:left w:w="150" w:type="dxa"/>
+              <w:bottom w:w="90" w:type="dxa"/>
+              <w:right w:w="150" w:type="dxa"/>
+            </w:tcMar>
+            <w:hideMark/>
+          </w:tcPr>
+          <w:p>
+            <w:r>
+              <w:t>21</w:t>
+            </w:r>
+          </w:p>
+        </w:tc>
+        <w:tc>
+          <w:tcPr>
+            <w:tcW w:w="0" w:type="auto"/>
+            <w:tcMar>
+              <w:top w:w="90" w:type="dxa"/>
+              <w:left w:w="150" w:type="dxa"/>
+              <w:bottom w:w="90" w:type="dxa"/>
+              <w:right w:w="150" w:type="dxa"/>
+            </w:tcMar>
+            <w:hideMark/>
+          </w:tcPr>
+          <w:p>
+            <w:r>
+              <w:t>Quais pedidos estavam atrasados em 31 de março de 2025?</w:t>
+            </w:r>
+          </w:p>
+        </w:tc>
+        <w:tc>
+          <w:tcPr>
+            <w:tcW w:w="0" w:type="auto"/>
+            <w:tcMar>
+              <w:top w:w="90" w:type="dxa"/>
+              <w:left w:w="150" w:type="dxa"/>
+              <w:bottom w:w="90" w:type="dxa"/>
+              <w:right w:w="150" w:type="dxa"/>
+            </w:tcMar>
+            <w:hideMark/>
+          </w:tcPr>
+          <w:p>
+            <w:proofErr w:type="spellStart"/>
+            <w:r>
+              <w:t>consultar_pedidos_atrasados</w:t>
+            </w:r>
+            <w:proofErr w:type="spellEnd"/>
+          </w:p>
+        </w:tc>
+        <w:tc>
+          <w:tcPr>
+            <w:tcW w:w="0" w:type="auto"/>
+            <w:tcMar>
+              <w:top w:w="90" w:type="dxa"/>
+              <w:left w:w="150" w:type="dxa"/>
+              <w:bottom w:w="90" w:type="dxa"/>
+              <w:right w:w="150" w:type="dxa"/>
+            </w:tcMar>
+            <w:hideMark/>
+          </w:tcPr>
+          <w:p>
+            <w:r>
+              <w:t>Reconstrução histórica: o que já estava atrasado naquela data.</w:t>
+            </w:r>
+          </w:p>
+        </w:tc>
+      </w:tr>
+      <w:tr>
+        <w:trPr>
+          <w:tblCellSpacing w:w="15" w:type="dxa"/>
+        </w:trPr>
+        <w:tc>
+          <w:tcPr>
+            <w:tcW w:w="0" w:type="auto"/>
+            <w:tcMar>
+              <w:top w:w="90" w:type="dxa"/>
+              <w:left w:w="150" w:type="dxa"/>
+              <w:bottom w:w="90" w:type="dxa"/>
+              <w:right w:w="150" w:type="dxa"/>
+            </w:tcMar>
+            <w:hideMark/>
+          </w:tcPr>
+          <w:p>
+            <w:r>
+              <w:t>22</w:t>
+            </w:r>
+          </w:p>
+        </w:tc>
+        <w:tc>
+          <w:tcPr>
+            <w:tcW w:w="0" w:type="auto"/>
+            <w:tcMar>
+              <w:top w:w="90" w:type="dxa"/>
+              <w:left w:w="150" w:type="dxa"/>
+              <w:bottom w:w="90" w:type="dxa"/>
+              <w:right w:w="150" w:type="dxa"/>
+            </w:tcMar>
+            <w:hideMark/>
+          </w:tcPr>
+          <w:p>
+            <w:r>
+              <w:t xml:space="preserve">Quais fornecedores têm </w:t>
+            </w:r>
+            <w:r>
+              <w:lastRenderedPageBreak/>
+              <w:t>maior taxa de atraso?</w:t>
+            </w:r>
+          </w:p>
+        </w:tc>
+        <w:tc>
+          <w:tcPr>
+            <w:tcW w:w="0" w:type="auto"/>
+            <w:tcMar>
+              <w:top w:w="90" w:type="dxa"/>
+              <w:left w:w="150" w:type="dxa"/>
+              <w:bottom w:w="90" w:type="dxa"/>
+              <w:right w:w="150" w:type="dxa"/>
+            </w:tcMar>
+            <w:hideMark/>
+          </w:tcPr>
+          <w:p>
+            <w:proofErr w:type="spellStart"/>
+            <w:r>
+              <w:lastRenderedPageBreak/>
+              <w:t>listar_fornecedores_atrasos</w:t>
+            </w:r>
+            <w:proofErr w:type="spellEnd"/>
+          </w:p>
+        </w:tc>
+        <w:tc>
+          <w:tcPr>
+            <w:tcW w:w="0" w:type="auto"/>
+            <w:tcMar>
+              <w:top w:w="90" w:type="dxa"/>
+              <w:left w:w="150" w:type="dxa"/>
+              <w:bottom w:w="90" w:type="dxa"/>
+              <w:right w:w="150" w:type="dxa"/>
+            </w:tcMar>
+            <w:hideMark/>
+          </w:tcPr>
+          <w:p>
+            <w:r>
+              <w:t xml:space="preserve">Ranking por taxa %, não por quantidade. Pedido </w:t>
+            </w:r>
+            <w:r>
+              <w:lastRenderedPageBreak/>
+              <w:t>ainda não entregue não entra.</w:t>
+            </w:r>
+          </w:p>
+        </w:tc>
+      </w:tr>
+      <w:tr>
+        <w:trPr>
+          <w:tblCellSpacing w:w="15" w:type="dxa"/>
+        </w:trPr>
+        <w:tc>
+          <w:tcPr>
+            <w:tcW w:w="0" w:type="auto"/>
+            <w:tcMar>
+              <w:top w:w="90" w:type="dxa"/>
+              <w:left w:w="150" w:type="dxa"/>
+              <w:bottom w:w="90" w:type="dxa"/>
+              <w:right w:w="150" w:type="dxa"/>
+            </w:tcMar>
+            <w:hideMark/>
+          </w:tcPr>
+          <w:p>
+            <w:r>
+              <w:lastRenderedPageBreak/>
+              <w:t>23</w:t>
+            </w:r>
+          </w:p>
+        </w:tc>
+        <w:tc>
+          <w:tcPr>
+            <w:tcW w:w="0" w:type="auto"/>
+            <w:tcMar>
+              <w:top w:w="90" w:type="dxa"/>
+              <w:left w:w="150" w:type="dxa"/>
+              <w:bottom w:w="90" w:type="dxa"/>
+              <w:right w:w="150" w:type="dxa"/>
+            </w:tcMar>
+            <w:hideMark/>
+          </w:tcPr>
+          <w:p>
+            <w:r>
+              <w:t>Quais produtos têm baixo giro?</w:t>
+            </w:r>
+          </w:p>
+        </w:tc>
+        <w:tc>
+          <w:tcPr>
+            <w:tcW w:w="0" w:type="auto"/>
+            <w:tcMar>
+              <w:top w:w="90" w:type="dxa"/>
+              <w:left w:w="150" w:type="dxa"/>
+              <w:bottom w:w="90" w:type="dxa"/>
+              <w:right w:w="150" w:type="dxa"/>
+            </w:tcMar>
+            <w:hideMark/>
+          </w:tcPr>
+          <w:p>
+            <w:proofErr w:type="spellStart"/>
+            <w:r>
+              <w:t>listar_produtos_baixo_giro</w:t>
+            </w:r>
+            <w:proofErr w:type="spellEnd"/>
+          </w:p>
+        </w:tc>
+        <w:tc>
+          <w:tcPr>
+            <w:tcW w:w="0" w:type="auto"/>
+            <w:tcMar>
+              <w:top w:w="90" w:type="dxa"/>
+              <w:left w:w="150" w:type="dxa"/>
+              <w:bottom w:w="90" w:type="dxa"/>
+              <w:right w:w="150" w:type="dxa"/>
+            </w:tcMar>
+            <w:hideMark/>
+          </w:tcPr>
+          <w:p>
+            <w:r>
+              <w:t>Candidatos a menor giro (não “encalhados”). Sem ML.</w:t>
+            </w:r>
+          </w:p>
+        </w:tc>
+      </w:tr>
+      <w:tr>
+        <w:trPr>
+          <w:tblCellSpacing w:w="15" w:type="dxa"/>
+        </w:trPr>
+        <w:tc>
+          <w:tcPr>
+            <w:tcW w:w="0" w:type="auto"/>
+            <w:tcMar>
+              <w:top w:w="90" w:type="dxa"/>
+              <w:left w:w="150" w:type="dxa"/>
+              <w:bottom w:w="90" w:type="dxa"/>
+              <w:right w:w="150" w:type="dxa"/>
+            </w:tcMar>
+            <w:hideMark/>
+          </w:tcPr>
+          <w:p>
+            <w:r>
+              <w:t>24</w:t>
+            </w:r>
+          </w:p>
+        </w:tc>
+        <w:tc>
+          <w:tcPr>
+            <w:tcW w:w="0" w:type="auto"/>
+            <w:tcMar>
+              <w:top w:w="90" w:type="dxa"/>
+              <w:left w:w="150" w:type="dxa"/>
+              <w:bottom w:w="90" w:type="dxa"/>
+              <w:right w:w="150" w:type="dxa"/>
+            </w:tcMar>
+            <w:hideMark/>
+          </w:tcPr>
+          <w:p>
+            <w:r>
+              <w:t>Quais produtos tiveram baixo giro em 2025?</w:t>
+            </w:r>
+          </w:p>
+        </w:tc>
+        <w:tc>
+          <w:tcPr>
+            <w:tcW w:w="0" w:type="auto"/>
+            <w:tcMar>
+              <w:top w:w="90" w:type="dxa"/>
+              <w:left w:w="150" w:type="dxa"/>
+              <w:bottom w:w="90" w:type="dxa"/>
+              <w:right w:w="150" w:type="dxa"/>
+            </w:tcMar>
+            <w:hideMark/>
+          </w:tcPr>
+          <w:p>
+            <w:proofErr w:type="spellStart"/>
+            <w:r>
+              <w:t>listar_produtos_baixo_giro</w:t>
+            </w:r>
+            <w:proofErr w:type="spellEnd"/>
+          </w:p>
+        </w:tc>
+        <w:tc>
+          <w:tcPr>
+            <w:tcW w:w="0" w:type="auto"/>
+            <w:tcMar>
+              <w:top w:w="90" w:type="dxa"/>
+              <w:left w:w="150" w:type="dxa"/>
+              <w:bottom w:w="90" w:type="dxa"/>
+              <w:right w:w="150" w:type="dxa"/>
+            </w:tcMar>
+            <w:hideMark/>
+          </w:tcPr>
+          <w:p>
+            <w:r>
+              <w:t>Mesma regra, com período.</w:t>
+            </w:r>
+          </w:p>
+        </w:tc>
+      </w:tr>
+    </w:tbl>
+    <w:p/>
+    <w:p/>
+    <w:p>
+      <w:pPr>
+        <w:rPr>
+          <w:b/>
+          <w:bCs/>
+        </w:rPr>
+      </w:pPr>
+      <w:r>
+        <w:rPr>
+          <w:b/>
+          <w:bCs/>
+        </w:rPr>
+        <w:t>Glossário e o que o copiloto cobre</w:t>
+      </w:r>
+    </w:p>
+    <w:tbl>
+      <w:tblPr>
+        <w:tblW w:w="0" w:type="auto"/>
+        <w:tblCellSpacing w:w="15" w:type="dxa"/>
+        <w:tblBorders>
+          <w:top w:val="single" w:sz="4" w:space="0" w:color="auto"/>
+          <w:left w:val="single" w:sz="4" w:space="0" w:color="auto"/>
+          <w:bottom w:val="single" w:sz="4" w:space="0" w:color="auto"/>
+          <w:right w:val="single" w:sz="4" w:space="0" w:color="auto"/>
+          <w:insideH w:val="single" w:sz="4" w:space="0" w:color="auto"/>
+          <w:insideV w:val="single" w:sz="4" w:space="0" w:color="auto"/>
+        </w:tblBorders>
+        <w:tblCellMar>
+          <w:top w:w="15" w:type="dxa"/>
+          <w:left w:w="15" w:type="dxa"/>
+          <w:bottom w:w="15" w:type="dxa"/>
+          <w:right w:w="15" w:type="dxa"/>
+        </w:tblCellMar>
+        <w:tblLook w:val="04A0" w:firstRow="1" w:lastRow="0" w:firstColumn="1" w:lastColumn="0" w:noHBand="0" w:noVBand="1"/>
+      </w:tblPr>
+      <w:tblGrid>
+        <w:gridCol w:w="601"/>
+        <w:gridCol w:w="2843"/>
+        <w:gridCol w:w="2032"/>
+        <w:gridCol w:w="3018"/>
+      </w:tblGrid>
+      <w:tr>
+        <w:trPr>
+          <w:tblHeader/>
+          <w:tblCellSpacing w:w="15" w:type="dxa"/>
+        </w:trPr>
+        <w:tc>
+          <w:tcPr>
+            <w:tcW w:w="0" w:type="auto"/>
+            <w:noWrap/>
+            <w:tcMar>
+              <w:top w:w="90" w:type="dxa"/>
+              <w:left w:w="150" w:type="dxa"/>
+              <w:bottom w:w="90" w:type="dxa"/>
+              <w:right w:w="150" w:type="dxa"/>
+            </w:tcMar>
+            <w:hideMark/>
+          </w:tcPr>
+          <w:p>
+            <w:pPr>
+              <w:rPr>
+                <w:b/>
+                <w:bCs/>
+              </w:rPr>
+            </w:pPr>
+            <w:r>
+              <w:rPr>
+                <w:b/>
+                <w:bCs/>
+              </w:rPr>
+              <w:t>#</w:t>
+            </w:r>
+          </w:p>
+        </w:tc>
+        <w:tc>
+          <w:tcPr>
+            <w:tcW w:w="0" w:type="auto"/>
+            <w:noWrap/>
+            <w:tcMar>
+              <w:top w:w="90" w:type="dxa"/>
+              <w:left w:w="150" w:type="dxa"/>
+              <w:bottom w:w="90" w:type="dxa"/>
+              <w:right w:w="150" w:type="dxa"/>
+            </w:tcMar>
+            <w:hideMark/>
+          </w:tcPr>
+          <w:p>
+            <w:pPr>
+              <w:rPr>
+                <w:b/>
+                <w:bCs/>
+              </w:rPr>
+            </w:pPr>
+            <w:r>
+              <w:rPr>
+                <w:b/>
+                <w:bCs/>
+              </w:rPr>
+              <w:t>Pergunta</w:t>
+            </w:r>
+          </w:p>
+        </w:tc>
+        <w:tc>
+          <w:tcPr>
+            <w:tcW w:w="0" w:type="auto"/>
+            <w:noWrap/>
+            <w:tcMar>
+              <w:top w:w="90" w:type="dxa"/>
+              <w:left w:w="150" w:type="dxa"/>
+              <w:bottom w:w="90" w:type="dxa"/>
+              <w:right w:w="150" w:type="dxa"/>
+            </w:tcMar>
+            <w:hideMark/>
+          </w:tcPr>
+          <w:p>
+            <w:pPr>
+              <w:rPr>
+                <w:b/>
+                <w:bCs/>
+              </w:rPr>
+            </w:pPr>
+            <w:r>
+              <w:rPr>
+                <w:b/>
+                <w:bCs/>
+              </w:rPr>
+              <w:t>Deve acionar</w:t>
+            </w:r>
+          </w:p>
+        </w:tc>
+        <w:tc>
+          <w:tcPr>
+            <w:tcW w:w="0" w:type="auto"/>
+            <w:noWrap/>
+            <w:tcMar>
+              <w:top w:w="90" w:type="dxa"/>
+              <w:left w:w="150" w:type="dxa"/>
+              <w:bottom w:w="90" w:type="dxa"/>
+              <w:right w:w="150" w:type="dxa"/>
+            </w:tcMar>
+            <w:hideMark/>
+          </w:tcPr>
+          <w:p>
+            <w:pPr>
+              <w:rPr>
+                <w:b/>
+                <w:bCs/>
+              </w:rPr>
+            </w:pPr>
+            <w:r>
+              <w:rPr>
+                <w:b/>
+                <w:bCs/>
+              </w:rPr>
+              <w:t>Conferir</w:t>
+            </w:r>
+          </w:p>
+        </w:tc>
+      </w:tr>
+      <w:tr>
+        <w:trPr>
+          <w:tblCellSpacing w:w="15" w:type="dxa"/>
+        </w:trPr>
+        <w:tc>
+          <w:tcPr>
+            <w:tcW w:w="0" w:type="auto"/>
+            <w:tcMar>
+              <w:top w:w="90" w:type="dxa"/>
+              <w:left w:w="150" w:type="dxa"/>
+              <w:bottom w:w="90" w:type="dxa"/>
+              <w:right w:w="150" w:type="dxa"/>
+            </w:tcMar>
+            <w:hideMark/>
+          </w:tcPr>
+          <w:p>
+            <w:r>
+              <w:t>25</w:t>
+            </w:r>
+          </w:p>
+        </w:tc>
+        <w:tc>
+          <w:tcPr>
+            <w:tcW w:w="0" w:type="auto"/>
+            <w:tcMar>
+              <w:top w:w="90" w:type="dxa"/>
+              <w:left w:w="150" w:type="dxa"/>
+              <w:bottom w:w="90" w:type="dxa"/>
+              <w:right w:w="150" w:type="dxa"/>
+            </w:tcMar>
+            <w:hideMark/>
+          </w:tcPr>
+          <w:p>
+            <w:r>
+              <w:t>O que é CMV?</w:t>
+            </w:r>
+          </w:p>
+        </w:tc>
+        <w:tc>
+          <w:tcPr>
+            <w:tcW w:w="0" w:type="auto"/>
+            <w:tcMar>
+              <w:top w:w="90" w:type="dxa"/>
+              <w:left w:w="150" w:type="dxa"/>
+              <w:bottom w:w="90" w:type="dxa"/>
+              <w:right w:w="150" w:type="dxa"/>
+            </w:tcMar>
+            <w:hideMark/>
+          </w:tcPr>
+          <w:p>
+            <w:proofErr w:type="spellStart"/>
+            <w:r>
+              <w:t>explicar_conceito</w:t>
+            </w:r>
+            <w:proofErr w:type="spellEnd"/>
+          </w:p>
+        </w:tc>
+        <w:tc>
+          <w:tcPr>
+            <w:tcW w:w="0" w:type="auto"/>
+            <w:tcMar>
+              <w:top w:w="90" w:type="dxa"/>
+              <w:left w:w="150" w:type="dxa"/>
+              <w:bottom w:w="90" w:type="dxa"/>
+              <w:right w:w="150" w:type="dxa"/>
+            </w:tcMar>
+            <w:hideMark/>
+          </w:tcPr>
+          <w:p>
+            <w:r>
+              <w:t>Definição DUAXIS, não Wikipedia.</w:t>
+            </w:r>
+          </w:p>
+        </w:tc>
+      </w:tr>
+      <w:tr>
+        <w:trPr>
+          <w:tblCellSpacing w:w="15" w:type="dxa"/>
+        </w:trPr>
+        <w:tc>
+          <w:tcPr>
+            <w:tcW w:w="0" w:type="auto"/>
+            <w:tcMar>
+              <w:top w:w="90" w:type="dxa"/>
+              <w:left w:w="150" w:type="dxa"/>
+              <w:bottom w:w="90" w:type="dxa"/>
+              <w:right w:w="150" w:type="dxa"/>
+            </w:tcMar>
+            <w:hideMark/>
+          </w:tcPr>
+          <w:p>
+            <w:r>
+              <w:t>26</w:t>
+            </w:r>
+          </w:p>
+        </w:tc>
+        <w:tc>
+          <w:tcPr>
+            <w:tcW w:w="0" w:type="auto"/>
+            <w:tcMar>
+              <w:top w:w="90" w:type="dxa"/>
+              <w:left w:w="150" w:type="dxa"/>
+              <w:bottom w:w="90" w:type="dxa"/>
+              <w:right w:w="150" w:type="dxa"/>
+            </w:tcMar>
+            <w:hideMark/>
+          </w:tcPr>
+          <w:p>
+            <w:r>
+              <w:t>Qual a diferença entre faturamento e fluxo de caixa?</w:t>
+            </w:r>
+          </w:p>
+        </w:tc>
+        <w:tc>
+          <w:tcPr>
+            <w:tcW w:w="0" w:type="auto"/>
+            <w:tcMar>
+              <w:top w:w="90" w:type="dxa"/>
+              <w:left w:w="150" w:type="dxa"/>
+              <w:bottom w:w="90" w:type="dxa"/>
+              <w:right w:w="150" w:type="dxa"/>
+            </w:tcMar>
+            <w:hideMark/>
+          </w:tcPr>
+          <w:p>
+            <w:proofErr w:type="spellStart"/>
+            <w:r>
+              <w:t>explicar_conceito</w:t>
+            </w:r>
+            <w:proofErr w:type="spellEnd"/>
+          </w:p>
+        </w:tc>
+        <w:tc>
+          <w:tcPr>
+            <w:tcW w:w="0" w:type="auto"/>
+            <w:tcMar>
+              <w:top w:w="90" w:type="dxa"/>
+              <w:left w:w="150" w:type="dxa"/>
+              <w:bottom w:w="90" w:type="dxa"/>
+              <w:right w:w="150" w:type="dxa"/>
+            </w:tcMar>
+            <w:hideMark/>
+          </w:tcPr>
+          <w:p>
+            <w:r>
+              <w:t>Competência ≠ caixa.</w:t>
+            </w:r>
+          </w:p>
+        </w:tc>
+      </w:tr>
+      <w:tr>
+        <w:trPr>
+          <w:tblCellSpacing w:w="15" w:type="dxa"/>
+        </w:trPr>
+        <w:tc>
+          <w:tcPr>
+            <w:tcW w:w="0" w:type="auto"/>
+            <w:tcMar>
+              <w:top w:w="90" w:type="dxa"/>
+              <w:left w:w="150" w:type="dxa"/>
+              <w:bottom w:w="90" w:type="dxa"/>
+              <w:right w:w="150" w:type="dxa"/>
+            </w:tcMar>
+            <w:hideMark/>
+          </w:tcPr>
+          <w:p>
+            <w:r>
+              <w:t>27</w:t>
+            </w:r>
+          </w:p>
+        </w:tc>
+        <w:tc>
+          <w:tcPr>
+            <w:tcW w:w="0" w:type="auto"/>
+            <w:tcMar>
+              <w:top w:w="90" w:type="dxa"/>
+              <w:left w:w="150" w:type="dxa"/>
+              <w:bottom w:w="90" w:type="dxa"/>
+              <w:right w:w="150" w:type="dxa"/>
+            </w:tcMar>
+            <w:hideMark/>
+          </w:tcPr>
+          <w:p>
+            <w:r>
+              <w:t>Que perguntas posso fazer?</w:t>
+            </w:r>
+          </w:p>
+        </w:tc>
+        <w:tc>
+          <w:tcPr>
+            <w:tcW w:w="0" w:type="auto"/>
+            <w:tcMar>
+              <w:top w:w="90" w:type="dxa"/>
+              <w:left w:w="150" w:type="dxa"/>
+              <w:bottom w:w="90" w:type="dxa"/>
+              <w:right w:w="150" w:type="dxa"/>
+            </w:tcMar>
+            <w:hideMark/>
+          </w:tcPr>
+          <w:p>
+            <w:proofErr w:type="spellStart"/>
+            <w:r>
+              <w:t>explicar_conceito</w:t>
+            </w:r>
+            <w:proofErr w:type="spellEnd"/>
+          </w:p>
+        </w:tc>
+        <w:tc>
+          <w:tcPr>
+            <w:tcW w:w="0" w:type="auto"/>
+            <w:tcMar>
+              <w:top w:w="90" w:type="dxa"/>
+              <w:left w:w="150" w:type="dxa"/>
+              <w:bottom w:w="90" w:type="dxa"/>
+              <w:right w:w="150" w:type="dxa"/>
+            </w:tcMar>
+            <w:hideMark/>
+          </w:tcPr>
+          <w:p>
+            <w:r>
+              <w:t>Menu do que o MVP responde.</w:t>
+            </w:r>
+          </w:p>
+        </w:tc>
+      </w:tr>
+      <w:tr>
+        <w:trPr>
+          <w:tblCellSpacing w:w="15" w:type="dxa"/>
+        </w:trPr>
+        <w:tc>
+          <w:tcPr>
+            <w:tcW w:w="0" w:type="auto"/>
+            <w:tcMar>
+              <w:top w:w="90" w:type="dxa"/>
+              <w:left w:w="150" w:type="dxa"/>
+              <w:bottom w:w="90" w:type="dxa"/>
+              <w:right w:w="150" w:type="dxa"/>
+            </w:tcMar>
+            <w:hideMark/>
+          </w:tcPr>
+          <w:p>
+            <w:r>
+              <w:t>28</w:t>
+            </w:r>
+          </w:p>
+        </w:tc>
+        <w:tc>
+          <w:tcPr>
+            <w:tcW w:w="0" w:type="auto"/>
+            <w:tcMar>
+              <w:top w:w="90" w:type="dxa"/>
+              <w:left w:w="150" w:type="dxa"/>
+              <w:bottom w:w="90" w:type="dxa"/>
+              <w:right w:w="150" w:type="dxa"/>
+            </w:tcMar>
+            <w:hideMark/>
+          </w:tcPr>
+          <w:p>
+            <w:r>
+              <w:t>O que é o modelo preditivo do DUAXIS?</w:t>
+            </w:r>
+          </w:p>
+        </w:tc>
+        <w:tc>
+          <w:tcPr>
+            <w:tcW w:w="0" w:type="auto"/>
+            <w:tcMar>
+              <w:top w:w="90" w:type="dxa"/>
+              <w:left w:w="150" w:type="dxa"/>
+              <w:bottom w:w="90" w:type="dxa"/>
+              <w:right w:w="150" w:type="dxa"/>
+            </w:tcMar>
+            <w:hideMark/>
+          </w:tcPr>
+          <w:p>
+            <w:proofErr w:type="spellStart"/>
+            <w:r>
+              <w:t>explicar_conceito</w:t>
+            </w:r>
+            <w:proofErr w:type="spellEnd"/>
+          </w:p>
+        </w:tc>
+        <w:tc>
+          <w:tcPr>
+            <w:tcW w:w="0" w:type="auto"/>
+            <w:tcMar>
+              <w:top w:w="90" w:type="dxa"/>
+              <w:left w:w="150" w:type="dxa"/>
+              <w:bottom w:w="90" w:type="dxa"/>
+              <w:right w:w="150" w:type="dxa"/>
+            </w:tcMar>
+            <w:hideMark/>
+          </w:tcPr>
+          <w:p>
+            <w:r>
+              <w:t>Demanda para reposição; não “treinamos o ChatGPT”.</w:t>
+            </w:r>
+          </w:p>
+        </w:tc>
+      </w:tr>
+    </w:tbl>
+    <w:p/>
+    <w:p>
+      <w:pPr>
+        <w:rPr>
+          <w:b/>
+          <w:bCs/>
+        </w:rPr>
+      </w:pPr>
+      <w:r>
+        <w:rPr>
+          <w:b/>
+          <w:bCs/>
+        </w:rPr>
+        <w:t>Mesma aba (contexto da sessão) + recusa</w:t>
+      </w:r>
+    </w:p>
+    <w:p>
+      <w:r>
+        <w:t>Faça 29 na mesma conversa, logo depois da 1.</w:t>
+      </w:r>
+    </w:p>
+    <w:tbl>
+      <w:tblPr>
+        <w:tblW w:w="0" w:type="auto"/>
+        <w:tblCellSpacing w:w="15" w:type="dxa"/>
+        <w:tblBorders>
+          <w:top w:val="single" w:sz="4" w:space="0" w:color="auto"/>
+          <w:left w:val="single" w:sz="4" w:space="0" w:color="auto"/>
+          <w:bottom w:val="single" w:sz="4" w:space="0" w:color="auto"/>
+          <w:right w:val="single" w:sz="4" w:space="0" w:color="auto"/>
+          <w:insideH w:val="single" w:sz="4" w:space="0" w:color="auto"/>
+          <w:insideV w:val="single" w:sz="4" w:space="0" w:color="auto"/>
+        </w:tblBorders>
+        <w:tblCellMar>
+          <w:top w:w="15" w:type="dxa"/>
+          <w:left w:w="15" w:type="dxa"/>
+          <w:bottom w:w="15" w:type="dxa"/>
+          <w:right w:w="15" w:type="dxa"/>
+        </w:tblCellMar>
+        <w:tblLook w:val="04A0" w:firstRow="1" w:lastRow="0" w:firstColumn="1" w:lastColumn="0" w:noHBand="0" w:noVBand="1"/>
+      </w:tblPr>
+      <w:tblGrid>
+        <w:gridCol w:w="601"/>
+        <w:gridCol w:w="1578"/>
+        <w:gridCol w:w="3131"/>
+        <w:gridCol w:w="3184"/>
+      </w:tblGrid>
+      <w:tr>
+        <w:trPr>
+          <w:tblHeader/>
+          <w:tblCellSpacing w:w="15" w:type="dxa"/>
+        </w:trPr>
+        <w:tc>
+          <w:tcPr>
+            <w:tcW w:w="0" w:type="auto"/>
+            <w:noWrap/>
+            <w:tcMar>
+              <w:top w:w="90" w:type="dxa"/>
+              <w:left w:w="150" w:type="dxa"/>
+              <w:bottom w:w="90" w:type="dxa"/>
+              <w:right w:w="150" w:type="dxa"/>
+            </w:tcMar>
+            <w:hideMark/>
+          </w:tcPr>
+          <w:p>
+            <w:pPr>
+              <w:rPr>
+                <w:b/>
+                <w:bCs/>
+              </w:rPr>
+            </w:pPr>
+            <w:r>
+              <w:rPr>
+                <w:b/>
+                <w:bCs/>
+              </w:rPr>
+              <w:lastRenderedPageBreak/>
+              <w:t>#</w:t>
+            </w:r>
+          </w:p>
+        </w:tc>
+        <w:tc>
+          <w:tcPr>
+            <w:tcW w:w="0" w:type="auto"/>
+            <w:noWrap/>
+            <w:tcMar>
+              <w:top w:w="90" w:type="dxa"/>
+              <w:left w:w="150" w:type="dxa"/>
+              <w:bottom w:w="90" w:type="dxa"/>
+              <w:right w:w="150" w:type="dxa"/>
+            </w:tcMar>
+            <w:hideMark/>
+          </w:tcPr>
+          <w:p>
+            <w:pPr>
+              <w:rPr>
+                <w:b/>
+                <w:bCs/>
+              </w:rPr>
+            </w:pPr>
+            <w:r>
+              <w:rPr>
+                <w:b/>
+                <w:bCs/>
+              </w:rPr>
+              <w:t>Pergunta</w:t>
+            </w:r>
+          </w:p>
+        </w:tc>
+        <w:tc>
+          <w:tcPr>
+            <w:tcW w:w="0" w:type="auto"/>
+            <w:noWrap/>
+            <w:tcMar>
+              <w:top w:w="90" w:type="dxa"/>
+              <w:left w:w="150" w:type="dxa"/>
+              <w:bottom w:w="90" w:type="dxa"/>
+              <w:right w:w="150" w:type="dxa"/>
+            </w:tcMar>
+            <w:hideMark/>
+          </w:tcPr>
+          <w:p>
+            <w:pPr>
+              <w:rPr>
+                <w:b/>
+                <w:bCs/>
+              </w:rPr>
+            </w:pPr>
+            <w:r>
+              <w:rPr>
+                <w:b/>
+                <w:bCs/>
+              </w:rPr>
+              <w:t>Deve acionar</w:t>
+            </w:r>
+          </w:p>
+        </w:tc>
+        <w:tc>
+          <w:tcPr>
+            <w:tcW w:w="0" w:type="auto"/>
+            <w:noWrap/>
+            <w:tcMar>
+              <w:top w:w="90" w:type="dxa"/>
+              <w:left w:w="150" w:type="dxa"/>
+              <w:bottom w:w="90" w:type="dxa"/>
+              <w:right w:w="150" w:type="dxa"/>
+            </w:tcMar>
+            <w:hideMark/>
+          </w:tcPr>
+          <w:p>
+            <w:pPr>
+              <w:rPr>
+                <w:b/>
+                <w:bCs/>
+              </w:rPr>
+            </w:pPr>
+            <w:r>
+              <w:rPr>
+                <w:b/>
+                <w:bCs/>
+              </w:rPr>
+              <w:t>Conferir</w:t>
+            </w:r>
+          </w:p>
+        </w:tc>
+      </w:tr>
+      <w:tr>
+        <w:trPr>
+          <w:tblCellSpacing w:w="15" w:type="dxa"/>
+        </w:trPr>
+        <w:tc>
+          <w:tcPr>
+            <w:tcW w:w="0" w:type="auto"/>
+            <w:tcMar>
+              <w:top w:w="90" w:type="dxa"/>
+              <w:left w:w="150" w:type="dxa"/>
+              <w:bottom w:w="90" w:type="dxa"/>
+              <w:right w:w="150" w:type="dxa"/>
+            </w:tcMar>
+            <w:hideMark/>
+          </w:tcPr>
+          <w:p>
+            <w:r>
+              <w:t>29</w:t>
+            </w:r>
+          </w:p>
+        </w:tc>
+        <w:tc>
+          <w:tcPr>
+            <w:tcW w:w="0" w:type="auto"/>
+            <w:tcMar>
+              <w:top w:w="90" w:type="dxa"/>
+              <w:left w:w="150" w:type="dxa"/>
+              <w:bottom w:w="90" w:type="dxa"/>
+              <w:right w:w="150" w:type="dxa"/>
+            </w:tcMar>
+            <w:hideMark/>
+          </w:tcPr>
+          <w:p>
+            <w:r>
+              <w:t>E as despesas?</w:t>
+            </w:r>
+          </w:p>
+        </w:tc>
+        <w:tc>
+          <w:tcPr>
+            <w:tcW w:w="0" w:type="auto"/>
+            <w:tcMar>
+              <w:top w:w="90" w:type="dxa"/>
+              <w:left w:w="150" w:type="dxa"/>
+              <w:bottom w:w="90" w:type="dxa"/>
+              <w:right w:w="150" w:type="dxa"/>
+            </w:tcMar>
+            <w:hideMark/>
+          </w:tcPr>
+          <w:p>
+            <w:proofErr w:type="spellStart"/>
+            <w:r>
+              <w:t>calcular_despesas</w:t>
+            </w:r>
+            <w:proofErr w:type="spellEnd"/>
+            <w:r>
+              <w:t> no junho de 2026</w:t>
+            </w:r>
+          </w:p>
+        </w:tc>
+        <w:tc>
+          <w:tcPr>
+            <w:tcW w:w="0" w:type="auto"/>
+            <w:tcMar>
+              <w:top w:w="90" w:type="dxa"/>
+              <w:left w:w="150" w:type="dxa"/>
+              <w:bottom w:w="90" w:type="dxa"/>
+              <w:right w:w="150" w:type="dxa"/>
+            </w:tcMar>
+            <w:hideMark/>
+          </w:tcPr>
+          <w:p>
+            <w:r>
+              <w:t>Herda o mês da pergunta 1. Se recarregar a página, perde o contexto.</w:t>
+            </w:r>
+          </w:p>
+        </w:tc>
+      </w:tr>
+      <w:tr>
+        <w:trPr>
+          <w:tblCellSpacing w:w="15" w:type="dxa"/>
+        </w:trPr>
+        <w:tc>
+          <w:tcPr>
+            <w:tcW w:w="0" w:type="auto"/>
+            <w:tcMar>
+              <w:top w:w="90" w:type="dxa"/>
+              <w:left w:w="150" w:type="dxa"/>
+              <w:bottom w:w="90" w:type="dxa"/>
+              <w:right w:w="150" w:type="dxa"/>
+            </w:tcMar>
+            <w:hideMark/>
+          </w:tcPr>
+          <w:p>
+            <w:r>
+              <w:t>30</w:t>
+            </w:r>
+          </w:p>
+        </w:tc>
+        <w:tc>
+          <w:tcPr>
+            <w:tcW w:w="0" w:type="auto"/>
+            <w:tcMar>
+              <w:top w:w="90" w:type="dxa"/>
+              <w:left w:w="150" w:type="dxa"/>
+              <w:bottom w:w="90" w:type="dxa"/>
+              <w:right w:w="150" w:type="dxa"/>
+            </w:tcMar>
+            <w:hideMark/>
+          </w:tcPr>
+          <w:p>
+            <w:r>
+              <w:t>Qual a capital da França?</w:t>
+            </w:r>
+          </w:p>
+        </w:tc>
+        <w:tc>
+          <w:tcPr>
+            <w:tcW w:w="0" w:type="auto"/>
+            <w:tcMar>
+              <w:top w:w="90" w:type="dxa"/>
+              <w:left w:w="150" w:type="dxa"/>
+              <w:bottom w:w="90" w:type="dxa"/>
+              <w:right w:w="150" w:type="dxa"/>
+            </w:tcMar>
+            <w:hideMark/>
+          </w:tcPr>
+          <w:p>
+            <w:r>
+              <w:t>Nenhuma ferramenta de número</w:t>
+            </w:r>
+          </w:p>
+        </w:tc>
+        <w:tc>
+          <w:tcPr>
+            <w:tcW w:w="0" w:type="auto"/>
+            <w:tcMar>
+              <w:top w:w="90" w:type="dxa"/>
+              <w:left w:w="150" w:type="dxa"/>
+              <w:bottom w:w="90" w:type="dxa"/>
+              <w:right w:w="150" w:type="dxa"/>
+            </w:tcMar>
+            <w:hideMark/>
+          </w:tcPr>
+          <w:p>
+            <w:r>
+              <w:t xml:space="preserve">Recusa: só </w:t>
+            </w:r>
+            <w:proofErr w:type="spellStart"/>
+            <w:r>
+              <w:t>Urban</w:t>
+            </w:r>
+            <w:proofErr w:type="spellEnd"/>
+            <w:r>
+              <w:t xml:space="preserve"> </w:t>
+            </w:r>
+            <w:proofErr w:type="spellStart"/>
+            <w:r>
+              <w:t>Style</w:t>
+            </w:r>
+            <w:proofErr w:type="spellEnd"/>
+            <w:r>
+              <w:t xml:space="preserve"> e DUAXIS. Variantes: “como fazer bolo?”, “devo contratar 5 pessoas?”, “qual o time do Brasileirão?”.</w:t>
+            </w:r>
+          </w:p>
+        </w:tc>
+      </w:tr>
+    </w:tbl>
+    <w:p/>
+    <w:p/>
+    <w:p/>
+    <w:p/>
+    <w:p/>
+    <w:p/>
+    <w:p/>
+    <w:p/>
+    <w:p/>
+    <w:p/>
+    <w:p/>
+    <w:p/>
+    <w:p/>
+    <w:p/>
+    <w:p/>
+    <w:p/>
+    <w:p/>
+    <w:p/>
+    <w:p/>
+    <w:p/>
+    <w:p/>
+    <w:p>
+      <w:r>
         <w:t>USUÁRIO</w:t>
       </w:r>
     </w:p>
@@ -159,6 +3552,7 @@
     </w:p>
     <w:p>
       <w:r>
+        <w:lastRenderedPageBreak/>
         <w:t>Quanto devo comprar?"</w:t>
       </w:r>
     </w:p>
@@ -313,1477 +3707,6 @@
     <w:p/>
     <w:p/>
     <w:p/>
-    <w:p/>
-    <w:p/>
-    <w:p/>
-    <w:p/>
-    <w:p/>
-    <w:p/>
-    <w:p/>
-    <w:p/>
-    <w:p/>
-    <w:p/>
-    <w:p/>
-    <w:p/>
-    <w:p/>
-    <w:p/>
-    <w:p/>
-    <w:p/>
-    <w:p/>
-    <w:tbl>
-      <w:tblPr>
-        <w:tblW w:w="0" w:type="auto"/>
-        <w:tblCellSpacing w:w="15" w:type="dxa"/>
-        <w:tblCellMar>
-          <w:top w:w="15" w:type="dxa"/>
-          <w:left w:w="15" w:type="dxa"/>
-          <w:bottom w:w="15" w:type="dxa"/>
-          <w:right w:w="15" w:type="dxa"/>
-        </w:tblCellMar>
-        <w:tblLook w:val="04A0" w:firstRow="1" w:lastRow="0" w:firstColumn="1" w:lastColumn="0" w:noHBand="0" w:noVBand="1"/>
-      </w:tblPr>
-      <w:tblGrid>
-        <w:gridCol w:w="311"/>
-        <w:gridCol w:w="4907"/>
-        <w:gridCol w:w="3286"/>
-      </w:tblGrid>
-      <w:tr>
-        <w:trPr>
-          <w:tblHeader/>
-          <w:tblCellSpacing w:w="15" w:type="dxa"/>
-        </w:trPr>
-        <w:tc>
-          <w:tcPr>
-            <w:tcW w:w="0" w:type="auto"/>
-            <w:vAlign w:val="center"/>
-            <w:hideMark/>
-          </w:tcPr>
-          <w:p>
-            <w:pPr>
-              <w:rPr>
-                <w:b/>
-                <w:bCs/>
-              </w:rPr>
-            </w:pPr>
-            <w:r>
-              <w:rPr>
-                <w:b/>
-                <w:bCs/>
-              </w:rPr>
-              <w:t>#</w:t>
-            </w:r>
-          </w:p>
-        </w:tc>
-        <w:tc>
-          <w:tcPr>
-            <w:tcW w:w="0" w:type="auto"/>
-            <w:vAlign w:val="center"/>
-            <w:hideMark/>
-          </w:tcPr>
-          <w:p>
-            <w:pPr>
-              <w:rPr>
-                <w:b/>
-                <w:bCs/>
-              </w:rPr>
-            </w:pPr>
-            <w:r>
-              <w:rPr>
-                <w:b/>
-                <w:bCs/>
-              </w:rPr>
-              <w:t>Pergunta para fazer no chat</w:t>
-            </w:r>
-          </w:p>
-        </w:tc>
-        <w:tc>
-          <w:tcPr>
-            <w:tcW w:w="0" w:type="auto"/>
-            <w:vAlign w:val="center"/>
-            <w:hideMark/>
-          </w:tcPr>
-          <w:p>
-            <w:pPr>
-              <w:rPr>
-                <w:b/>
-                <w:bCs/>
-              </w:rPr>
-            </w:pPr>
-            <w:r>
-              <w:rPr>
-                <w:b/>
-                <w:bCs/>
-              </w:rPr>
-              <w:t>O que estamos testando</w:t>
-            </w:r>
-          </w:p>
-        </w:tc>
-      </w:tr>
-      <w:tr>
-        <w:trPr>
-          <w:tblCellSpacing w:w="15" w:type="dxa"/>
-        </w:trPr>
-        <w:tc>
-          <w:tcPr>
-            <w:tcW w:w="0" w:type="auto"/>
-            <w:vAlign w:val="center"/>
-            <w:hideMark/>
-          </w:tcPr>
-          <w:p>
-            <w:r>
-              <w:t>1</w:t>
-            </w:r>
-          </w:p>
-        </w:tc>
-        <w:tc>
-          <w:tcPr>
-            <w:tcW w:w="0" w:type="auto"/>
-            <w:vAlign w:val="center"/>
-            <w:hideMark/>
-          </w:tcPr>
-          <w:p>
-            <w:r>
-              <w:rPr>
-                <w:b/>
-                <w:bCs/>
-              </w:rPr>
-              <w:t>Qual é a previsão de demanda do produto PROD017?</w:t>
-            </w:r>
-          </w:p>
-        </w:tc>
-        <w:tc>
-          <w:tcPr>
-            <w:tcW w:w="0" w:type="auto"/>
-            <w:vAlign w:val="center"/>
-            <w:hideMark/>
-          </w:tcPr>
-          <w:p>
-            <w:r>
-              <w:t>Previsão individual</w:t>
-            </w:r>
-          </w:p>
-        </w:tc>
-      </w:tr>
-      <w:tr>
-        <w:trPr>
-          <w:tblCellSpacing w:w="15" w:type="dxa"/>
-        </w:trPr>
-        <w:tc>
-          <w:tcPr>
-            <w:tcW w:w="0" w:type="auto"/>
-            <w:vAlign w:val="center"/>
-            <w:hideMark/>
-          </w:tcPr>
-          <w:p>
-            <w:r>
-              <w:t>2</w:t>
-            </w:r>
-          </w:p>
-        </w:tc>
-        <w:tc>
-          <w:tcPr>
-            <w:tcW w:w="0" w:type="auto"/>
-            <w:vAlign w:val="center"/>
-            <w:hideMark/>
-          </w:tcPr>
-          <w:p>
-            <w:r>
-              <w:rPr>
-                <w:b/>
-                <w:bCs/>
-              </w:rPr>
-              <w:t>Analise a necessidade de reposição do PROD017.</w:t>
-            </w:r>
-          </w:p>
-        </w:tc>
-        <w:tc>
-          <w:tcPr>
-            <w:tcW w:w="0" w:type="auto"/>
-            <w:vAlign w:val="center"/>
-            <w:hideMark/>
-          </w:tcPr>
-          <w:p>
-            <w:r>
-              <w:t>Reposição individual</w:t>
-            </w:r>
-          </w:p>
-        </w:tc>
-      </w:tr>
-      <w:tr>
-        <w:trPr>
-          <w:tblCellSpacing w:w="15" w:type="dxa"/>
-        </w:trPr>
-        <w:tc>
-          <w:tcPr>
-            <w:tcW w:w="0" w:type="auto"/>
-            <w:vAlign w:val="center"/>
-            <w:hideMark/>
-          </w:tcPr>
-          <w:p>
-            <w:r>
-              <w:t>3</w:t>
-            </w:r>
-          </w:p>
-        </w:tc>
-        <w:tc>
-          <w:tcPr>
-            <w:tcW w:w="0" w:type="auto"/>
-            <w:vAlign w:val="center"/>
-            <w:hideMark/>
-          </w:tcPr>
-          <w:p>
-            <w:r>
-              <w:rPr>
-                <w:b/>
-                <w:bCs/>
-              </w:rPr>
-              <w:t>O PROD017 precisa ser reposto?</w:t>
-            </w:r>
-          </w:p>
-        </w:tc>
-        <w:tc>
-          <w:tcPr>
-            <w:tcW w:w="0" w:type="auto"/>
-            <w:vAlign w:val="center"/>
-            <w:hideMark/>
-          </w:tcPr>
-          <w:p>
-            <w:r>
-              <w:t>Variação em linguagem natural</w:t>
-            </w:r>
-          </w:p>
-        </w:tc>
-      </w:tr>
-      <w:tr>
-        <w:trPr>
-          <w:tblCellSpacing w:w="15" w:type="dxa"/>
-        </w:trPr>
-        <w:tc>
-          <w:tcPr>
-            <w:tcW w:w="0" w:type="auto"/>
-            <w:vAlign w:val="center"/>
-            <w:hideMark/>
-          </w:tcPr>
-          <w:p>
-            <w:r>
-              <w:t>4</w:t>
-            </w:r>
-          </w:p>
-        </w:tc>
-        <w:tc>
-          <w:tcPr>
-            <w:tcW w:w="0" w:type="auto"/>
-            <w:vAlign w:val="center"/>
-            <w:hideMark/>
-          </w:tcPr>
-          <w:p>
-            <w:r>
-              <w:rPr>
-                <w:b/>
-                <w:bCs/>
-              </w:rPr>
-              <w:t>Como está a situação do estoque do PROD017?</w:t>
-            </w:r>
-          </w:p>
-        </w:tc>
-        <w:tc>
-          <w:tcPr>
-            <w:tcW w:w="0" w:type="auto"/>
-            <w:vAlign w:val="center"/>
-            <w:hideMark/>
-          </w:tcPr>
-          <w:p>
-            <w:r>
-              <w:t>Se entende uma pergunta menos explícita</w:t>
-            </w:r>
-          </w:p>
-        </w:tc>
-      </w:tr>
-      <w:tr>
-        <w:trPr>
-          <w:tblCellSpacing w:w="15" w:type="dxa"/>
-        </w:trPr>
-        <w:tc>
-          <w:tcPr>
-            <w:tcW w:w="0" w:type="auto"/>
-            <w:vAlign w:val="center"/>
-            <w:hideMark/>
-          </w:tcPr>
-          <w:p>
-            <w:r>
-              <w:t>5</w:t>
-            </w:r>
-          </w:p>
-        </w:tc>
-        <w:tc>
-          <w:tcPr>
-            <w:tcW w:w="0" w:type="auto"/>
-            <w:vAlign w:val="center"/>
-            <w:hideMark/>
-          </w:tcPr>
-          <w:p>
-            <w:r>
-              <w:rPr>
-                <w:b/>
-                <w:bCs/>
-              </w:rPr>
-              <w:t>Devo me preocupar com a reposição do PROD017?</w:t>
-            </w:r>
-          </w:p>
-        </w:tc>
-        <w:tc>
-          <w:tcPr>
-            <w:tcW w:w="0" w:type="auto"/>
-            <w:vAlign w:val="center"/>
-            <w:hideMark/>
-          </w:tcPr>
-          <w:p>
-            <w:r>
-              <w:t>Intenção implícita de reposição</w:t>
-            </w:r>
-          </w:p>
-        </w:tc>
-      </w:tr>
-      <w:tr>
-        <w:trPr>
-          <w:tblCellSpacing w:w="15" w:type="dxa"/>
-        </w:trPr>
-        <w:tc>
-          <w:tcPr>
-            <w:tcW w:w="0" w:type="auto"/>
-            <w:vAlign w:val="center"/>
-            <w:hideMark/>
-          </w:tcPr>
-          <w:p>
-            <w:r>
-              <w:t>6</w:t>
-            </w:r>
-          </w:p>
-        </w:tc>
-        <w:tc>
-          <w:tcPr>
-            <w:tcW w:w="0" w:type="auto"/>
-            <w:vAlign w:val="center"/>
-            <w:hideMark/>
-          </w:tcPr>
-          <w:p>
-            <w:r>
-              <w:rPr>
-                <w:b/>
-                <w:bCs/>
-              </w:rPr>
-              <w:t>Quais produtos precisam de reposição?</w:t>
-            </w:r>
-          </w:p>
-        </w:tc>
-        <w:tc>
-          <w:tcPr>
-            <w:tcW w:w="0" w:type="auto"/>
-            <w:vAlign w:val="center"/>
-            <w:hideMark/>
-          </w:tcPr>
-          <w:p>
-            <w:r>
-              <w:t>Lista geral de reposição</w:t>
-            </w:r>
-          </w:p>
-        </w:tc>
-      </w:tr>
-      <w:tr>
-        <w:trPr>
-          <w:tblCellSpacing w:w="15" w:type="dxa"/>
-        </w:trPr>
-        <w:tc>
-          <w:tcPr>
-            <w:tcW w:w="0" w:type="auto"/>
-            <w:vAlign w:val="center"/>
-            <w:hideMark/>
-          </w:tcPr>
-          <w:p>
-            <w:r>
-              <w:t>7</w:t>
-            </w:r>
-          </w:p>
-        </w:tc>
-        <w:tc>
-          <w:tcPr>
-            <w:tcW w:w="0" w:type="auto"/>
-            <w:vAlign w:val="center"/>
-            <w:hideMark/>
-          </w:tcPr>
-          <w:p>
-            <w:r>
-              <w:rPr>
-                <w:b/>
-                <w:bCs/>
-              </w:rPr>
-              <w:t>Tem algum produto precisando ser reposto?</w:t>
-            </w:r>
-          </w:p>
-        </w:tc>
-        <w:tc>
-          <w:tcPr>
-            <w:tcW w:w="0" w:type="auto"/>
-            <w:vAlign w:val="center"/>
-            <w:hideMark/>
-          </w:tcPr>
-          <w:p>
-            <w:r>
-              <w:t>Mesma intenção, linguagem informal</w:t>
-            </w:r>
-          </w:p>
-        </w:tc>
-      </w:tr>
-      <w:tr>
-        <w:trPr>
-          <w:tblCellSpacing w:w="15" w:type="dxa"/>
-        </w:trPr>
-        <w:tc>
-          <w:tcPr>
-            <w:tcW w:w="0" w:type="auto"/>
-            <w:vAlign w:val="center"/>
-            <w:hideMark/>
-          </w:tcPr>
-          <w:p>
-            <w:r>
-              <w:t>8</w:t>
-            </w:r>
-          </w:p>
-        </w:tc>
-        <w:tc>
-          <w:tcPr>
-            <w:tcW w:w="0" w:type="auto"/>
-            <w:vAlign w:val="center"/>
-            <w:hideMark/>
-          </w:tcPr>
-          <w:p>
-            <w:r>
-              <w:rPr>
-                <w:b/>
-                <w:bCs/>
-              </w:rPr>
-              <w:t>Mostre os produtos que precisam de reposição.</w:t>
-            </w:r>
-          </w:p>
-        </w:tc>
-        <w:tc>
-          <w:tcPr>
-            <w:tcW w:w="0" w:type="auto"/>
-            <w:vAlign w:val="center"/>
-            <w:hideMark/>
-          </w:tcPr>
-          <w:p>
-            <w:r>
-              <w:t>Variação imperativa</w:t>
-            </w:r>
-          </w:p>
-        </w:tc>
-      </w:tr>
-      <w:tr>
-        <w:trPr>
-          <w:tblCellSpacing w:w="15" w:type="dxa"/>
-        </w:trPr>
-        <w:tc>
-          <w:tcPr>
-            <w:tcW w:w="0" w:type="auto"/>
-            <w:vAlign w:val="center"/>
-            <w:hideMark/>
-          </w:tcPr>
-          <w:p>
-            <w:r>
-              <w:lastRenderedPageBreak/>
-              <w:t>9</w:t>
-            </w:r>
-          </w:p>
-        </w:tc>
-        <w:tc>
-          <w:tcPr>
-            <w:tcW w:w="0" w:type="auto"/>
-            <w:vAlign w:val="center"/>
-            <w:hideMark/>
-          </w:tcPr>
-          <w:p>
-            <w:r>
-              <w:rPr>
-                <w:b/>
-                <w:bCs/>
-              </w:rPr>
-              <w:t>Quais itens estão com necessidade de reposição?</w:t>
-            </w:r>
-          </w:p>
-        </w:tc>
-        <w:tc>
-          <w:tcPr>
-            <w:tcW w:w="0" w:type="auto"/>
-            <w:vAlign w:val="center"/>
-            <w:hideMark/>
-          </w:tcPr>
-          <w:p>
-            <w:r>
-              <w:t>Sinônimo produto → item</w:t>
-            </w:r>
-          </w:p>
-        </w:tc>
-      </w:tr>
-      <w:tr>
-        <w:trPr>
-          <w:tblCellSpacing w:w="15" w:type="dxa"/>
-        </w:trPr>
-        <w:tc>
-          <w:tcPr>
-            <w:tcW w:w="0" w:type="auto"/>
-            <w:vAlign w:val="center"/>
-            <w:hideMark/>
-          </w:tcPr>
-          <w:p>
-            <w:r>
-              <w:t>10</w:t>
-            </w:r>
-          </w:p>
-        </w:tc>
-        <w:tc>
-          <w:tcPr>
-            <w:tcW w:w="0" w:type="auto"/>
-            <w:vAlign w:val="center"/>
-            <w:hideMark/>
-          </w:tcPr>
-          <w:p>
-            <w:r>
-              <w:rPr>
-                <w:b/>
-                <w:bCs/>
-              </w:rPr>
-              <w:t>Existe algum pedido atrasado?</w:t>
-            </w:r>
-          </w:p>
-        </w:tc>
-        <w:tc>
-          <w:tcPr>
-            <w:tcW w:w="0" w:type="auto"/>
-            <w:vAlign w:val="center"/>
-            <w:hideMark/>
-          </w:tcPr>
-          <w:p>
-            <w:r>
-              <w:t>Pedidos atrasados</w:t>
-            </w:r>
-          </w:p>
-        </w:tc>
-      </w:tr>
-      <w:tr>
-        <w:trPr>
-          <w:tblCellSpacing w:w="15" w:type="dxa"/>
-        </w:trPr>
-        <w:tc>
-          <w:tcPr>
-            <w:tcW w:w="0" w:type="auto"/>
-            <w:vAlign w:val="center"/>
-            <w:hideMark/>
-          </w:tcPr>
-          <w:p>
-            <w:r>
-              <w:t>11</w:t>
-            </w:r>
-          </w:p>
-        </w:tc>
-        <w:tc>
-          <w:tcPr>
-            <w:tcW w:w="0" w:type="auto"/>
-            <w:vAlign w:val="center"/>
-            <w:hideMark/>
-          </w:tcPr>
-          <w:p>
-            <w:r>
-              <w:rPr>
-                <w:b/>
-                <w:bCs/>
-              </w:rPr>
-              <w:t>Quais pedidos estão atrasados?</w:t>
-            </w:r>
-          </w:p>
-        </w:tc>
-        <w:tc>
-          <w:tcPr>
-            <w:tcW w:w="0" w:type="auto"/>
-            <w:vAlign w:val="center"/>
-            <w:hideMark/>
-          </w:tcPr>
-          <w:p>
-            <w:r>
-              <w:t>Listagem de atrasos</w:t>
-            </w:r>
-          </w:p>
-        </w:tc>
-      </w:tr>
-      <w:tr>
-        <w:trPr>
-          <w:tblCellSpacing w:w="15" w:type="dxa"/>
-        </w:trPr>
-        <w:tc>
-          <w:tcPr>
-            <w:tcW w:w="0" w:type="auto"/>
-            <w:vAlign w:val="center"/>
-            <w:hideMark/>
-          </w:tcPr>
-          <w:p>
-            <w:r>
-              <w:t>12</w:t>
-            </w:r>
-          </w:p>
-        </w:tc>
-        <w:tc>
-          <w:tcPr>
-            <w:tcW w:w="0" w:type="auto"/>
-            <w:vAlign w:val="center"/>
-            <w:hideMark/>
-          </w:tcPr>
-          <w:p>
-            <w:r>
-              <w:rPr>
-                <w:b/>
-                <w:bCs/>
-              </w:rPr>
-              <w:t>Temos compras que ainda não chegaram e já passaram da data prevista?</w:t>
-            </w:r>
-          </w:p>
-        </w:tc>
-        <w:tc>
-          <w:tcPr>
-            <w:tcW w:w="0" w:type="auto"/>
-            <w:vAlign w:val="center"/>
-            <w:hideMark/>
-          </w:tcPr>
-          <w:p>
-            <w:r>
-              <w:t>Entendimento sem usar “pedido atrasado”</w:t>
-            </w:r>
-          </w:p>
-        </w:tc>
-      </w:tr>
-      <w:tr>
-        <w:trPr>
-          <w:tblCellSpacing w:w="15" w:type="dxa"/>
-        </w:trPr>
-        <w:tc>
-          <w:tcPr>
-            <w:tcW w:w="0" w:type="auto"/>
-            <w:vAlign w:val="center"/>
-            <w:hideMark/>
-          </w:tcPr>
-          <w:p>
-            <w:r>
-              <w:t>13</w:t>
-            </w:r>
-          </w:p>
-        </w:tc>
-        <w:tc>
-          <w:tcPr>
-            <w:tcW w:w="0" w:type="auto"/>
-            <w:vAlign w:val="center"/>
-            <w:hideMark/>
-          </w:tcPr>
-          <w:p>
-            <w:r>
-              <w:rPr>
-                <w:b/>
-                <w:bCs/>
-              </w:rPr>
-              <w:t>Mostre os pedidos de fornecedores que estão em atraso.</w:t>
-            </w:r>
-          </w:p>
-        </w:tc>
-        <w:tc>
-          <w:tcPr>
-            <w:tcW w:w="0" w:type="auto"/>
-            <w:vAlign w:val="center"/>
-            <w:hideMark/>
-          </w:tcPr>
-          <w:p>
-            <w:r>
-              <w:t>Contexto fornecedor + atraso</w:t>
-            </w:r>
-          </w:p>
-        </w:tc>
-      </w:tr>
-      <w:tr>
-        <w:trPr>
-          <w:tblCellSpacing w:w="15" w:type="dxa"/>
-        </w:trPr>
-        <w:tc>
-          <w:tcPr>
-            <w:tcW w:w="0" w:type="auto"/>
-            <w:vAlign w:val="center"/>
-            <w:hideMark/>
-          </w:tcPr>
-          <w:p>
-            <w:r>
-              <w:t>14</w:t>
-            </w:r>
-          </w:p>
-        </w:tc>
-        <w:tc>
-          <w:tcPr>
-            <w:tcW w:w="0" w:type="auto"/>
-            <w:vAlign w:val="center"/>
-            <w:hideMark/>
-          </w:tcPr>
-          <w:p>
-            <w:r>
-              <w:rPr>
-                <w:b/>
-                <w:bCs/>
-              </w:rPr>
-              <w:t>Quantos pedidos estão atrasados atualmente?</w:t>
-            </w:r>
-          </w:p>
-        </w:tc>
-        <w:tc>
-          <w:tcPr>
-            <w:tcW w:w="0" w:type="auto"/>
-            <w:vAlign w:val="center"/>
-            <w:hideMark/>
-          </w:tcPr>
-          <w:p>
-            <w:r>
-              <w:t>Resumo dos atrasados</w:t>
-            </w:r>
-          </w:p>
-        </w:tc>
-      </w:tr>
-      <w:tr>
-        <w:trPr>
-          <w:tblCellSpacing w:w="15" w:type="dxa"/>
-        </w:trPr>
-        <w:tc>
-          <w:tcPr>
-            <w:tcW w:w="0" w:type="auto"/>
-            <w:vAlign w:val="center"/>
-            <w:hideMark/>
-          </w:tcPr>
-          <w:p>
-            <w:r>
-              <w:t>15</w:t>
-            </w:r>
-          </w:p>
-        </w:tc>
-        <w:tc>
-          <w:tcPr>
-            <w:tcW w:w="0" w:type="auto"/>
-            <w:vAlign w:val="center"/>
-            <w:hideMark/>
-          </w:tcPr>
-          <w:p>
-            <w:r>
-              <w:rPr>
-                <w:b/>
-                <w:bCs/>
-              </w:rPr>
-              <w:t>Quais produtos têm maior risco de ruptura?</w:t>
-            </w:r>
-          </w:p>
-        </w:tc>
-        <w:tc>
-          <w:tcPr>
-            <w:tcW w:w="0" w:type="auto"/>
-            <w:vAlign w:val="center"/>
-            <w:hideMark/>
-          </w:tcPr>
-          <w:p>
-            <w:r>
-              <w:t>Ranking de risco</w:t>
-            </w:r>
-          </w:p>
-        </w:tc>
-      </w:tr>
-      <w:tr>
-        <w:trPr>
-          <w:tblCellSpacing w:w="15" w:type="dxa"/>
-        </w:trPr>
-        <w:tc>
-          <w:tcPr>
-            <w:tcW w:w="0" w:type="auto"/>
-            <w:vAlign w:val="center"/>
-            <w:hideMark/>
-          </w:tcPr>
-          <w:p>
-            <w:r>
-              <w:t>16</w:t>
-            </w:r>
-          </w:p>
-        </w:tc>
-        <w:tc>
-          <w:tcPr>
-            <w:tcW w:w="0" w:type="auto"/>
-            <w:vAlign w:val="center"/>
-            <w:hideMark/>
-          </w:tcPr>
-          <w:p>
-            <w:r>
-              <w:rPr>
-                <w:b/>
-                <w:bCs/>
-              </w:rPr>
-              <w:t>Existe algum produto com risco crítico de ruptura?</w:t>
-            </w:r>
-          </w:p>
-        </w:tc>
-        <w:tc>
-          <w:tcPr>
-            <w:tcW w:w="0" w:type="auto"/>
-            <w:vAlign w:val="center"/>
-            <w:hideMark/>
-          </w:tcPr>
-          <w:p>
-            <w:r>
-              <w:t>Classificação específica</w:t>
-            </w:r>
-          </w:p>
-        </w:tc>
-      </w:tr>
-      <w:tr>
-        <w:trPr>
-          <w:tblCellSpacing w:w="15" w:type="dxa"/>
-        </w:trPr>
-        <w:tc>
-          <w:tcPr>
-            <w:tcW w:w="0" w:type="auto"/>
-            <w:vAlign w:val="center"/>
-            <w:hideMark/>
-          </w:tcPr>
-          <w:p>
-            <w:r>
-              <w:t>17</w:t>
-            </w:r>
-          </w:p>
-        </w:tc>
-        <w:tc>
-          <w:tcPr>
-            <w:tcW w:w="0" w:type="auto"/>
-            <w:vAlign w:val="center"/>
-            <w:hideMark/>
-          </w:tcPr>
-          <w:p>
-            <w:r>
-              <w:rPr>
-                <w:b/>
-                <w:bCs/>
-              </w:rPr>
-              <w:t>Quais itens correm maior risco de ficar sem estoque?</w:t>
-            </w:r>
-          </w:p>
-        </w:tc>
-        <w:tc>
-          <w:tcPr>
-            <w:tcW w:w="0" w:type="auto"/>
-            <w:vAlign w:val="center"/>
-            <w:hideMark/>
-          </w:tcPr>
-          <w:p>
-            <w:r>
-              <w:t>“Ruptura” expressa em linguagem comum</w:t>
-            </w:r>
-          </w:p>
-        </w:tc>
-      </w:tr>
-      <w:tr>
-        <w:trPr>
-          <w:tblCellSpacing w:w="15" w:type="dxa"/>
-        </w:trPr>
-        <w:tc>
-          <w:tcPr>
-            <w:tcW w:w="0" w:type="auto"/>
-            <w:vAlign w:val="center"/>
-            <w:hideMark/>
-          </w:tcPr>
-          <w:p>
-            <w:r>
-              <w:t>18</w:t>
-            </w:r>
-          </w:p>
-        </w:tc>
-        <w:tc>
-          <w:tcPr>
-            <w:tcW w:w="0" w:type="auto"/>
-            <w:vAlign w:val="center"/>
-            <w:hideMark/>
-          </w:tcPr>
-          <w:p>
-            <w:r>
-              <w:rPr>
-                <w:b/>
-                <w:bCs/>
-              </w:rPr>
-              <w:t>Tem algum produto que pode acabar antes de chegar uma nova reposição?</w:t>
-            </w:r>
-          </w:p>
-        </w:tc>
-        <w:tc>
-          <w:tcPr>
-            <w:tcW w:w="0" w:type="auto"/>
-            <w:vAlign w:val="center"/>
-            <w:hideMark/>
-          </w:tcPr>
-          <w:p>
-            <w:r>
-              <w:t>Relação cobertura × lead time em linguagem natural</w:t>
-            </w:r>
-          </w:p>
-        </w:tc>
-      </w:tr>
-      <w:tr>
-        <w:trPr>
-          <w:tblCellSpacing w:w="15" w:type="dxa"/>
-        </w:trPr>
-        <w:tc>
-          <w:tcPr>
-            <w:tcW w:w="0" w:type="auto"/>
-            <w:vAlign w:val="center"/>
-            <w:hideMark/>
-          </w:tcPr>
-          <w:p>
-            <w:r>
-              <w:t>19</w:t>
-            </w:r>
-          </w:p>
-        </w:tc>
-        <w:tc>
-          <w:tcPr>
-            <w:tcW w:w="0" w:type="auto"/>
-            <w:vAlign w:val="center"/>
-            <w:hideMark/>
-          </w:tcPr>
-          <w:p>
-            <w:r>
-              <w:rPr>
-                <w:b/>
-                <w:bCs/>
-              </w:rPr>
-              <w:t>Como está o risco de ruptura dos nossos produtos?</w:t>
-            </w:r>
-          </w:p>
-        </w:tc>
-        <w:tc>
-          <w:tcPr>
-            <w:tcW w:w="0" w:type="auto"/>
-            <w:vAlign w:val="center"/>
-            <w:hideMark/>
-          </w:tcPr>
-          <w:p>
-            <w:r>
-              <w:t>Pergunta geral</w:t>
-            </w:r>
-          </w:p>
-        </w:tc>
-      </w:tr>
-      <w:tr>
-        <w:trPr>
-          <w:tblCellSpacing w:w="15" w:type="dxa"/>
-        </w:trPr>
-        <w:tc>
-          <w:tcPr>
-            <w:tcW w:w="0" w:type="auto"/>
-            <w:vAlign w:val="center"/>
-            <w:hideMark/>
-          </w:tcPr>
-          <w:p>
-            <w:r>
-              <w:t>20</w:t>
-            </w:r>
-          </w:p>
-        </w:tc>
-        <w:tc>
-          <w:tcPr>
-            <w:tcW w:w="0" w:type="auto"/>
-            <w:vAlign w:val="center"/>
-            <w:hideMark/>
-          </w:tcPr>
-          <w:p>
-            <w:r>
-              <w:rPr>
-                <w:b/>
-                <w:bCs/>
-              </w:rPr>
-              <w:t>Quais produtos tiveram menor giro entre maio e julho de 2026?</w:t>
-            </w:r>
-          </w:p>
-        </w:tc>
-        <w:tc>
-          <w:tcPr>
-            <w:tcW w:w="0" w:type="auto"/>
-            <w:vAlign w:val="center"/>
-            <w:hideMark/>
-          </w:tcPr>
-          <w:p>
-            <w:r>
-              <w:t>Baixo giro em período já validado</w:t>
-            </w:r>
-          </w:p>
-        </w:tc>
-      </w:tr>
-      <w:tr>
-        <w:trPr>
-          <w:tblCellSpacing w:w="15" w:type="dxa"/>
-        </w:trPr>
-        <w:tc>
-          <w:tcPr>
-            <w:tcW w:w="0" w:type="auto"/>
-            <w:vAlign w:val="center"/>
-            <w:hideMark/>
-          </w:tcPr>
-          <w:p>
-            <w:r>
-              <w:t>21</w:t>
-            </w:r>
-          </w:p>
-        </w:tc>
-        <w:tc>
-          <w:tcPr>
-            <w:tcW w:w="0" w:type="auto"/>
-            <w:vAlign w:val="center"/>
-            <w:hideMark/>
-          </w:tcPr>
-          <w:p>
-            <w:r>
-              <w:rPr>
-                <w:b/>
-                <w:bCs/>
-              </w:rPr>
-              <w:t>Quais produtos tiveram menor giro entre janeiro e março de 2026?</w:t>
-            </w:r>
-          </w:p>
-        </w:tc>
-        <w:tc>
-          <w:tcPr>
-            <w:tcW w:w="0" w:type="auto"/>
-            <w:vAlign w:val="center"/>
-            <w:hideMark/>
-          </w:tcPr>
-          <w:p>
-            <w:r>
-              <w:t>Período de 3 meses já validado</w:t>
-            </w:r>
-          </w:p>
-        </w:tc>
-      </w:tr>
-      <w:tr>
-        <w:trPr>
-          <w:tblCellSpacing w:w="15" w:type="dxa"/>
-        </w:trPr>
-        <w:tc>
-          <w:tcPr>
-            <w:tcW w:w="0" w:type="auto"/>
-            <w:vAlign w:val="center"/>
-            <w:hideMark/>
-          </w:tcPr>
-          <w:p>
-            <w:r>
-              <w:t>22</w:t>
-            </w:r>
-          </w:p>
-        </w:tc>
-        <w:tc>
-          <w:tcPr>
-            <w:tcW w:w="0" w:type="auto"/>
-            <w:vAlign w:val="center"/>
-            <w:hideMark/>
-          </w:tcPr>
-          <w:p>
-            <w:r>
-              <w:rPr>
-                <w:b/>
-                <w:bCs/>
-              </w:rPr>
-              <w:t>Quais produtos tiveram menor giro entre janeiro e junho de 2026?</w:t>
-            </w:r>
-          </w:p>
-        </w:tc>
-        <w:tc>
-          <w:tcPr>
-            <w:tcW w:w="0" w:type="auto"/>
-            <w:vAlign w:val="center"/>
-            <w:hideMark/>
-          </w:tcPr>
-          <w:p>
-            <w:r>
-              <w:t>Período de 6 meses</w:t>
-            </w:r>
-          </w:p>
-        </w:tc>
-      </w:tr>
-      <w:tr>
-        <w:trPr>
-          <w:tblCellSpacing w:w="15" w:type="dxa"/>
-        </w:trPr>
-        <w:tc>
-          <w:tcPr>
-            <w:tcW w:w="0" w:type="auto"/>
-            <w:vAlign w:val="center"/>
-            <w:hideMark/>
-          </w:tcPr>
-          <w:p>
-            <w:r>
-              <w:t>23</w:t>
-            </w:r>
-          </w:p>
-        </w:tc>
-        <w:tc>
-          <w:tcPr>
-            <w:tcW w:w="0" w:type="auto"/>
-            <w:vAlign w:val="center"/>
-            <w:hideMark/>
-          </w:tcPr>
-          <w:p>
-            <w:r>
-              <w:rPr>
-                <w:b/>
-                <w:bCs/>
-              </w:rPr>
-              <w:t>Quais produtos tiveram menor giro entre novembro de 2025 e fevereiro de 2026?</w:t>
-            </w:r>
-          </w:p>
-        </w:tc>
-        <w:tc>
-          <w:tcPr>
-            <w:tcW w:w="0" w:type="auto"/>
-            <w:vAlign w:val="center"/>
-            <w:hideMark/>
-          </w:tcPr>
-          <w:p>
-            <w:r>
-              <w:rPr>
-                <w:rFonts w:ascii="Segoe UI Emoji" w:hAnsi="Segoe UI Emoji" w:cs="Segoe UI Emoji"/>
-              </w:rPr>
-              <w:t>⭐</w:t>
-            </w:r>
-            <w:r>
-              <w:t xml:space="preserve"> Virada de ano</w:t>
-            </w:r>
-          </w:p>
-        </w:tc>
-      </w:tr>
-      <w:tr>
-        <w:trPr>
-          <w:tblCellSpacing w:w="15" w:type="dxa"/>
-        </w:trPr>
-        <w:tc>
-          <w:tcPr>
-            <w:tcW w:w="0" w:type="auto"/>
-            <w:vAlign w:val="center"/>
-            <w:hideMark/>
-          </w:tcPr>
-          <w:p>
-            <w:r>
-              <w:t>24</w:t>
-            </w:r>
-          </w:p>
-        </w:tc>
-        <w:tc>
-          <w:tcPr>
-            <w:tcW w:w="0" w:type="auto"/>
-            <w:vAlign w:val="center"/>
-            <w:hideMark/>
-          </w:tcPr>
-          <w:p>
-            <w:r>
-              <w:rPr>
-                <w:b/>
-                <w:bCs/>
-              </w:rPr>
-              <w:t>Entre novembro de 2025 e fevereiro de 2026, quais itens apresentaram menor movimentação em relação ao estoque?</w:t>
-            </w:r>
-          </w:p>
-        </w:tc>
-        <w:tc>
-          <w:tcPr>
-            <w:tcW w:w="0" w:type="auto"/>
-            <w:vAlign w:val="center"/>
-            <w:hideMark/>
-          </w:tcPr>
-          <w:p>
-            <w:r>
-              <w:rPr>
-                <w:rFonts w:ascii="Segoe UI Emoji" w:hAnsi="Segoe UI Emoji" w:cs="Segoe UI Emoji"/>
-              </w:rPr>
-              <w:t>⭐</w:t>
-            </w:r>
-            <w:r>
-              <w:t xml:space="preserve"> Virada de ano sem dizer “menor giro”</w:t>
-            </w:r>
-          </w:p>
-        </w:tc>
-      </w:tr>
-      <w:tr>
-        <w:trPr>
-          <w:tblCellSpacing w:w="15" w:type="dxa"/>
-        </w:trPr>
-        <w:tc>
-          <w:tcPr>
-            <w:tcW w:w="0" w:type="auto"/>
-            <w:vAlign w:val="center"/>
-            <w:hideMark/>
-          </w:tcPr>
-          <w:p>
-            <w:r>
-              <w:t>25</w:t>
-            </w:r>
-          </w:p>
-        </w:tc>
-        <w:tc>
-          <w:tcPr>
-            <w:tcW w:w="0" w:type="auto"/>
-            <w:vAlign w:val="center"/>
-            <w:hideMark/>
-          </w:tcPr>
-          <w:p>
-            <w:r>
-              <w:rPr>
-                <w:b/>
-                <w:bCs/>
-              </w:rPr>
-              <w:t>Quais produtos estão com baixo giro?</w:t>
-            </w:r>
-          </w:p>
-        </w:tc>
-        <w:tc>
-          <w:tcPr>
-            <w:tcW w:w="0" w:type="auto"/>
-            <w:vAlign w:val="center"/>
-            <w:hideMark/>
-          </w:tcPr>
-          <w:p>
-            <w:r>
-              <w:t>Período padrão automático</w:t>
-            </w:r>
-          </w:p>
-        </w:tc>
-      </w:tr>
-      <w:tr>
-        <w:trPr>
-          <w:tblCellSpacing w:w="15" w:type="dxa"/>
-        </w:trPr>
-        <w:tc>
-          <w:tcPr>
-            <w:tcW w:w="0" w:type="auto"/>
-            <w:vAlign w:val="center"/>
-            <w:hideMark/>
-          </w:tcPr>
-          <w:p>
-            <w:r>
-              <w:lastRenderedPageBreak/>
-              <w:t>26</w:t>
-            </w:r>
-          </w:p>
-        </w:tc>
-        <w:tc>
-          <w:tcPr>
-            <w:tcW w:w="0" w:type="auto"/>
-            <w:vAlign w:val="center"/>
-            <w:hideMark/>
-          </w:tcPr>
-          <w:p>
-            <w:r>
-              <w:rPr>
-                <w:b/>
-                <w:bCs/>
-              </w:rPr>
-              <w:t>Tem algum produto encalhado?</w:t>
-            </w:r>
-          </w:p>
-        </w:tc>
-        <w:tc>
-          <w:tcPr>
-            <w:tcW w:w="0" w:type="auto"/>
-            <w:vAlign w:val="center"/>
-            <w:hideMark/>
-          </w:tcPr>
-          <w:p>
-            <w:r>
-              <w:t>Sinônimo que deve acionar baixo giro, mas responder como “candidato”</w:t>
-            </w:r>
-          </w:p>
-        </w:tc>
-      </w:tr>
-      <w:tr>
-        <w:trPr>
-          <w:tblCellSpacing w:w="15" w:type="dxa"/>
-        </w:trPr>
-        <w:tc>
-          <w:tcPr>
-            <w:tcW w:w="0" w:type="auto"/>
-            <w:vAlign w:val="center"/>
-            <w:hideMark/>
-          </w:tcPr>
-          <w:p>
-            <w:r>
-              <w:t>27</w:t>
-            </w:r>
-          </w:p>
-        </w:tc>
-        <w:tc>
-          <w:tcPr>
-            <w:tcW w:w="0" w:type="auto"/>
-            <w:vAlign w:val="center"/>
-            <w:hideMark/>
-          </w:tcPr>
-          <w:p>
-            <w:r>
-              <w:rPr>
-                <w:b/>
-                <w:bCs/>
-              </w:rPr>
-              <w:t>Quais itens estão vendendo mais devagar em relação ao histórico?</w:t>
-            </w:r>
-          </w:p>
-        </w:tc>
-        <w:tc>
-          <w:tcPr>
-            <w:tcW w:w="0" w:type="auto"/>
-            <w:vAlign w:val="center"/>
-            <w:hideMark/>
-          </w:tcPr>
-          <w:p>
-            <w:r>
-              <w:t>Desaceleração sem usar “baixo giro”</w:t>
-            </w:r>
-          </w:p>
-        </w:tc>
-      </w:tr>
-      <w:tr>
-        <w:trPr>
-          <w:tblCellSpacing w:w="15" w:type="dxa"/>
-        </w:trPr>
-        <w:tc>
-          <w:tcPr>
-            <w:tcW w:w="0" w:type="auto"/>
-            <w:vAlign w:val="center"/>
-            <w:hideMark/>
-          </w:tcPr>
-          <w:p>
-            <w:r>
-              <w:t>28</w:t>
-            </w:r>
-          </w:p>
-        </w:tc>
-        <w:tc>
-          <w:tcPr>
-            <w:tcW w:w="0" w:type="auto"/>
-            <w:vAlign w:val="center"/>
-            <w:hideMark/>
-          </w:tcPr>
-          <w:p>
-            <w:r>
-              <w:rPr>
-                <w:b/>
-                <w:bCs/>
-              </w:rPr>
-              <w:t>Quais produtos tiveram desaceleração nas vendas entre janeiro e junho de 2026 em relação ao estoque?</w:t>
-            </w:r>
-          </w:p>
-        </w:tc>
-        <w:tc>
-          <w:tcPr>
-            <w:tcW w:w="0" w:type="auto"/>
-            <w:vAlign w:val="center"/>
-            <w:hideMark/>
-          </w:tcPr>
-          <w:p>
-            <w:r>
-              <w:t>Período + interpretação</w:t>
-            </w:r>
-          </w:p>
-        </w:tc>
-      </w:tr>
-      <w:tr>
-        <w:trPr>
-          <w:tblCellSpacing w:w="15" w:type="dxa"/>
-        </w:trPr>
-        <w:tc>
-          <w:tcPr>
-            <w:tcW w:w="0" w:type="auto"/>
-            <w:vAlign w:val="center"/>
-            <w:hideMark/>
-          </w:tcPr>
-          <w:p>
-            <w:r>
-              <w:t>29</w:t>
-            </w:r>
-          </w:p>
-        </w:tc>
-        <w:tc>
-          <w:tcPr>
-            <w:tcW w:w="0" w:type="auto"/>
-            <w:vAlign w:val="center"/>
-            <w:hideMark/>
-          </w:tcPr>
-          <w:p>
-            <w:r>
-              <w:rPr>
-                <w:b/>
-                <w:bCs/>
-              </w:rPr>
-              <w:t>Quais produtos podem ser considerados candidatos a menor giro entre novembro de 2025 e fevereiro de 2026?</w:t>
-            </w:r>
-          </w:p>
-        </w:tc>
-        <w:tc>
-          <w:tcPr>
-            <w:tcW w:w="0" w:type="auto"/>
-            <w:vAlign w:val="center"/>
-            <w:hideMark/>
-          </w:tcPr>
-          <w:p>
-            <w:r>
-              <w:t>Terminologia exata da metodologia</w:t>
-            </w:r>
-          </w:p>
-        </w:tc>
-      </w:tr>
-      <w:tr>
-        <w:trPr>
-          <w:tblCellSpacing w:w="15" w:type="dxa"/>
-        </w:trPr>
-        <w:tc>
-          <w:tcPr>
-            <w:tcW w:w="0" w:type="auto"/>
-            <w:vAlign w:val="center"/>
-            <w:hideMark/>
-          </w:tcPr>
-          <w:p>
-            <w:r>
-              <w:t>30</w:t>
-            </w:r>
-          </w:p>
-        </w:tc>
-        <w:tc>
-          <w:tcPr>
-            <w:tcW w:w="0" w:type="auto"/>
-            <w:vAlign w:val="center"/>
-            <w:hideMark/>
-          </w:tcPr>
-          <w:p>
-            <w:r>
-              <w:rPr>
-                <w:b/>
-                <w:bCs/>
-              </w:rPr>
-              <w:t>Quais produtos parecem estar com estoque alto em relação ao ritmo de vendas entre janeiro e março de 2026?</w:t>
-            </w:r>
-          </w:p>
-        </w:tc>
-        <w:tc>
-          <w:tcPr>
-            <w:tcW w:w="0" w:type="auto"/>
-            <w:vAlign w:val="center"/>
-            <w:hideMark/>
-          </w:tcPr>
-          <w:p>
-            <w:r>
-              <w:t>Se consegue inferir a ferramenta a partir do conceito</w:t>
-            </w:r>
-          </w:p>
-        </w:tc>
-      </w:tr>
-    </w:tbl>
     <w:p/>
     <w:sectPr>
       <w:pgSz w:w="11906" w:h="16838"/>
@@ -2867,7 +4790,6 @@
   <w:style w:type="character" w:default="1" w:styleId="Fontepargpadro">
     <w:name w:val="Default Paragraph Font"/>
     <w:uiPriority w:val="1"/>
-    <w:semiHidden/>
     <w:unhideWhenUsed/>
   </w:style>
   <w:style w:type="table" w:default="1" w:styleId="Tabelanormal">
